--- a/LAB EXERCISES/LabSheet13-jsp DB.docx
+++ b/LAB EXERCISES/LabSheet13-jsp DB.docx
@@ -5,8 +5,6 @@
     <w:p>
       <w:pPr>
         <w:rPr>
-          <w:b/>
-          <w:u w:val="single"/>
           <w:lang w:val="en-GB"/>
         </w:rPr>
       </w:pPr>
@@ -14,38 +12,9 @@
       <w:bookmarkEnd w:id="0"/>
       <w:r>
         <w:rPr>
-          <w:b/>
-          <w:u w:val="single"/>
           <w:lang w:val="en-GB"/>
         </w:rPr>
-        <w:t>Lab Sheet4</w:t>
-      </w:r>
-    </w:p>
-    <w:p>
-      <w:pPr>
-        <w:rPr>
-          <w:lang w:val="en-GB"/>
-        </w:rPr>
-      </w:pPr>
-      <w:r>
-        <w:rPr>
-          <w:lang w:val="en-GB"/>
-        </w:rPr>
-        <w:t xml:space="preserve">Problem </w:t>
-      </w:r>
-      <w:proofErr w:type="gramStart"/>
-      <w:r>
-        <w:rPr>
-          <w:lang w:val="en-GB"/>
-        </w:rPr>
-        <w:t>Statement :</w:t>
-      </w:r>
-      <w:proofErr w:type="gramEnd"/>
-      <w:r>
-        <w:rPr>
-          <w:lang w:val="en-GB"/>
-        </w:rPr>
-        <w:t xml:space="preserve"> MVC design pattern</w:t>
+        <w:t>Problem Statement : MVC design pattern</w:t>
       </w:r>
       <w:r>
         <w:rPr>
@@ -131,23 +100,7 @@
           <w:rFonts w:cstheme="minorHAnsi"/>
           <w:lang w:val="en-GB"/>
         </w:rPr>
-        <w:t xml:space="preserve">Step </w:t>
-      </w:r>
-      <w:proofErr w:type="gramStart"/>
-      <w:r>
-        <w:rPr>
-          <w:rFonts w:cstheme="minorHAnsi"/>
-          <w:lang w:val="en-GB"/>
-        </w:rPr>
-        <w:t>1 :</w:t>
-      </w:r>
-      <w:proofErr w:type="gramEnd"/>
-      <w:r>
-        <w:rPr>
-          <w:rFonts w:cstheme="minorHAnsi"/>
-          <w:lang w:val="en-GB"/>
-        </w:rPr>
-        <w:t xml:space="preserve">  </w:t>
+        <w:t xml:space="preserve">Step 1 :  </w:t>
       </w:r>
       <w:r>
         <w:rPr>
@@ -720,23 +673,13 @@
         </w:rPr>
         <w:t>to process HTTP request parameters and redirect to the appropriate JSP page after request data stored in the database</w:t>
       </w:r>
-      <w:proofErr w:type="gramStart"/>
       <w:r>
         <w:rPr>
           <w:rFonts w:ascii="Segoe UI" w:hAnsi="Segoe UI" w:cs="Segoe UI"/>
           <w:color w:val="24292E"/>
           <w:shd w:val="clear" w:color="auto" w:fill="FFFFFF"/>
         </w:rPr>
-        <w:t>.(</w:t>
-      </w:r>
-      <w:proofErr w:type="gramEnd"/>
-      <w:r>
-        <w:rPr>
-          <w:rFonts w:ascii="Segoe UI" w:hAnsi="Segoe UI" w:cs="Segoe UI"/>
-          <w:color w:val="24292E"/>
-          <w:shd w:val="clear" w:color="auto" w:fill="FFFFFF"/>
-        </w:rPr>
-        <w:t>Controller)</w:t>
+        <w:t>.(Controller)</w:t>
       </w:r>
     </w:p>
     <w:p>
@@ -767,7 +710,6 @@
         </w:rPr>
         <w:t>Step 5: design an employee registration HTML form </w:t>
       </w:r>
-      <w:proofErr w:type="gramStart"/>
       <w:r>
         <w:rPr>
           <w:rFonts w:asciiTheme="minorHAnsi" w:hAnsiTheme="minorHAnsi" w:cstheme="minorHAnsi"/>
@@ -788,19 +730,7 @@
           <w:sz w:val="24"/>
           <w:szCs w:val="24"/>
         </w:rPr>
-        <w:t>(</w:t>
-      </w:r>
-      <w:proofErr w:type="gramEnd"/>
-      <w:r>
-        <w:rPr>
-          <w:rFonts w:asciiTheme="minorHAnsi" w:hAnsiTheme="minorHAnsi" w:cstheme="minorHAnsi"/>
-          <w:b w:val="0"/>
-          <w:i/>
-          <w:color w:val="FF0000"/>
-          <w:sz w:val="24"/>
-          <w:szCs w:val="24"/>
-        </w:rPr>
-        <w:t>View)</w:t>
+        <w:t>(View)</w:t>
       </w:r>
     </w:p>
     <w:p>
@@ -880,9 +810,8 @@
           <w:szCs w:val="22"/>
           <w:shd w:val="clear" w:color="auto" w:fill="FFFFFF"/>
         </w:rPr>
-        <w:t xml:space="preserve">show a successful message on </w:t>
-      </w:r>
-      <w:proofErr w:type="gramStart"/>
+        <w:t>show a successful message on screen</w:t>
+      </w:r>
       <w:r>
         <w:rPr>
           <w:rFonts w:asciiTheme="minorHAnsi" w:hAnsiTheme="minorHAnsi" w:cstheme="minorHAnsi"/>
@@ -892,30 +821,7 @@
           <w:szCs w:val="22"/>
           <w:shd w:val="clear" w:color="auto" w:fill="FFFFFF"/>
         </w:rPr>
-        <w:t>screen</w:t>
-      </w:r>
-      <w:r>
-        <w:rPr>
-          <w:rFonts w:asciiTheme="minorHAnsi" w:hAnsiTheme="minorHAnsi" w:cstheme="minorHAnsi"/>
-          <w:b w:val="0"/>
-          <w:color w:val="24292E"/>
-          <w:sz w:val="22"/>
-          <w:szCs w:val="22"/>
-          <w:shd w:val="clear" w:color="auto" w:fill="FFFFFF"/>
-        </w:rPr>
-        <w:t>(</w:t>
-      </w:r>
-      <w:proofErr w:type="gramEnd"/>
-      <w:r>
-        <w:rPr>
-          <w:rFonts w:asciiTheme="minorHAnsi" w:hAnsiTheme="minorHAnsi" w:cstheme="minorHAnsi"/>
-          <w:b w:val="0"/>
-          <w:color w:val="24292E"/>
-          <w:sz w:val="22"/>
-          <w:szCs w:val="22"/>
-          <w:shd w:val="clear" w:color="auto" w:fill="FFFFFF"/>
-        </w:rPr>
-        <w:t>View)</w:t>
+        <w:t>(View)</w:t>
       </w:r>
     </w:p>
     <w:p>
@@ -990,7 +896,6 @@
           <w:szCs w:val="28"/>
         </w:rPr>
       </w:pPr>
-      <w:proofErr w:type="gramStart"/>
       <w:r>
         <w:rPr>
           <w:rFonts w:ascii="Consolas" w:hAnsi="Consolas"/>
@@ -1002,7 +907,6 @@
         </w:rPr>
         <w:t>package</w:t>
       </w:r>
-      <w:proofErr w:type="gramEnd"/>
       <w:r>
         <w:rPr>
           <w:rFonts w:ascii="Consolas" w:hAnsi="Consolas"/>
@@ -1058,7 +962,6 @@
           <w:szCs w:val="28"/>
         </w:rPr>
       </w:pPr>
-      <w:proofErr w:type="gramStart"/>
       <w:r>
         <w:rPr>
           <w:rFonts w:ascii="Consolas" w:hAnsi="Consolas"/>
@@ -1070,7 +973,6 @@
         </w:rPr>
         <w:t>import</w:t>
       </w:r>
-      <w:proofErr w:type="gramEnd"/>
       <w:r>
         <w:rPr>
           <w:rFonts w:ascii="Consolas" w:hAnsi="Consolas"/>
@@ -1139,7 +1041,6 @@
           <w:szCs w:val="28"/>
         </w:rPr>
       </w:pPr>
-      <w:proofErr w:type="gramStart"/>
       <w:r>
         <w:rPr>
           <w:rFonts w:ascii="Consolas" w:hAnsi="Consolas"/>
@@ -1151,7 +1052,6 @@
         </w:rPr>
         <w:t>public</w:t>
       </w:r>
-      <w:proofErr w:type="gramEnd"/>
       <w:r>
         <w:rPr>
           <w:rFonts w:ascii="Consolas" w:hAnsi="Consolas"/>
@@ -1243,10 +1143,8 @@
           <w:sz w:val="28"/>
           <w:szCs w:val="28"/>
         </w:rPr>
-        <w:lastRenderedPageBreak/>
         <w:tab/>
       </w:r>
-      <w:proofErr w:type="gramStart"/>
       <w:r>
         <w:rPr>
           <w:rFonts w:ascii="Consolas" w:hAnsi="Consolas"/>
@@ -1258,7 +1156,6 @@
         </w:rPr>
         <w:t>private</w:t>
       </w:r>
-      <w:proofErr w:type="gramEnd"/>
       <w:r>
         <w:rPr>
           <w:rFonts w:ascii="Consolas" w:hAnsi="Consolas"/>
@@ -1372,9 +1269,9 @@
           <w:sz w:val="28"/>
           <w:szCs w:val="28"/>
         </w:rPr>
+        <w:lastRenderedPageBreak/>
         <w:tab/>
       </w:r>
-      <w:proofErr w:type="gramStart"/>
       <w:r>
         <w:rPr>
           <w:rFonts w:ascii="Consolas" w:hAnsi="Consolas"/>
@@ -1386,7 +1283,6 @@
         </w:rPr>
         <w:t>private</w:t>
       </w:r>
-      <w:proofErr w:type="gramEnd"/>
       <w:r>
         <w:rPr>
           <w:rFonts w:ascii="Consolas" w:hAnsi="Consolas"/>
@@ -1458,7 +1354,6 @@
         </w:rPr>
         <w:tab/>
       </w:r>
-      <w:proofErr w:type="gramStart"/>
       <w:r>
         <w:rPr>
           <w:rFonts w:ascii="Consolas" w:hAnsi="Consolas"/>
@@ -1470,7 +1365,6 @@
         </w:rPr>
         <w:t>private</w:t>
       </w:r>
-      <w:proofErr w:type="gramEnd"/>
       <w:r>
         <w:rPr>
           <w:rFonts w:ascii="Consolas" w:hAnsi="Consolas"/>
@@ -1522,7 +1416,6 @@
         </w:rPr>
         <w:t xml:space="preserve">     </w:t>
       </w:r>
-      <w:proofErr w:type="gramStart"/>
       <w:r>
         <w:rPr>
           <w:rFonts w:ascii="Consolas" w:hAnsi="Consolas"/>
@@ -1534,7 +1427,6 @@
         </w:rPr>
         <w:t>private</w:t>
       </w:r>
-      <w:proofErr w:type="gramEnd"/>
       <w:r>
         <w:rPr>
           <w:rFonts w:ascii="Consolas" w:hAnsi="Consolas"/>
@@ -1586,7 +1478,6 @@
         </w:rPr>
         <w:t xml:space="preserve">     </w:t>
       </w:r>
-      <w:proofErr w:type="gramStart"/>
       <w:r>
         <w:rPr>
           <w:rFonts w:ascii="Consolas" w:hAnsi="Consolas"/>
@@ -1598,7 +1489,6 @@
         </w:rPr>
         <w:t>private</w:t>
       </w:r>
-      <w:proofErr w:type="gramEnd"/>
       <w:r>
         <w:rPr>
           <w:rFonts w:ascii="Consolas" w:hAnsi="Consolas"/>
@@ -1648,7 +1538,6 @@
         </w:rPr>
         <w:t xml:space="preserve">     </w:t>
       </w:r>
-      <w:proofErr w:type="gramStart"/>
       <w:r>
         <w:rPr>
           <w:rFonts w:ascii="Consolas" w:hAnsi="Consolas"/>
@@ -1660,7 +1549,6 @@
         </w:rPr>
         <w:t>private</w:t>
       </w:r>
-      <w:proofErr w:type="gramEnd"/>
       <w:r>
         <w:rPr>
           <w:rFonts w:ascii="Consolas" w:hAnsi="Consolas"/>
@@ -1710,7 +1598,6 @@
         </w:rPr>
         <w:t xml:space="preserve">     </w:t>
       </w:r>
-      <w:proofErr w:type="gramStart"/>
       <w:r>
         <w:rPr>
           <w:rFonts w:ascii="Consolas" w:hAnsi="Consolas"/>
@@ -1722,7 +1609,6 @@
         </w:rPr>
         <w:t>private</w:t>
       </w:r>
-      <w:proofErr w:type="gramEnd"/>
       <w:r>
         <w:rPr>
           <w:rFonts w:ascii="Consolas" w:hAnsi="Consolas"/>
@@ -1772,7 +1658,6 @@
         </w:rPr>
         <w:t xml:space="preserve">     </w:t>
       </w:r>
-      <w:proofErr w:type="gramStart"/>
       <w:r>
         <w:rPr>
           <w:rFonts w:ascii="Consolas" w:hAnsi="Consolas"/>
@@ -1784,7 +1669,6 @@
         </w:rPr>
         <w:t>private</w:t>
       </w:r>
-      <w:proofErr w:type="gramEnd"/>
       <w:r>
         <w:rPr>
           <w:rFonts w:ascii="Consolas" w:hAnsi="Consolas"/>
@@ -1856,7 +1740,6 @@
         </w:rPr>
         <w:t xml:space="preserve">    </w:t>
       </w:r>
-      <w:proofErr w:type="gramStart"/>
       <w:r>
         <w:rPr>
           <w:rFonts w:ascii="Consolas" w:hAnsi="Consolas"/>
@@ -1868,7 +1751,6 @@
         </w:rPr>
         <w:t>public</w:t>
       </w:r>
-      <w:proofErr w:type="gramEnd"/>
       <w:r>
         <w:rPr>
           <w:rFonts w:ascii="Consolas" w:hAnsi="Consolas"/>
@@ -1942,7 +1824,6 @@
         </w:rPr>
         <w:t xml:space="preserve">        </w:t>
       </w:r>
-      <w:proofErr w:type="gramStart"/>
       <w:r>
         <w:rPr>
           <w:rFonts w:ascii="Consolas" w:hAnsi="Consolas"/>
@@ -1954,7 +1835,6 @@
         </w:rPr>
         <w:t>return</w:t>
       </w:r>
-      <w:proofErr w:type="gramEnd"/>
       <w:r>
         <w:rPr>
           <w:rFonts w:ascii="Consolas" w:hAnsi="Consolas"/>
@@ -2026,7 +1906,6 @@
         </w:rPr>
         <w:t xml:space="preserve">    </w:t>
       </w:r>
-      <w:proofErr w:type="gramStart"/>
       <w:r>
         <w:rPr>
           <w:rFonts w:ascii="Consolas" w:hAnsi="Consolas"/>
@@ -2038,7 +1917,6 @@
         </w:rPr>
         <w:t>public</w:t>
       </w:r>
-      <w:proofErr w:type="gramEnd"/>
       <w:r>
         <w:rPr>
           <w:rFonts w:ascii="Consolas" w:hAnsi="Consolas"/>
@@ -2250,7 +2128,6 @@
         </w:rPr>
         <w:t xml:space="preserve">    </w:t>
       </w:r>
-      <w:proofErr w:type="gramStart"/>
       <w:r>
         <w:rPr>
           <w:rFonts w:ascii="Consolas" w:hAnsi="Consolas"/>
@@ -2262,7 +2139,6 @@
         </w:rPr>
         <w:t>public</w:t>
       </w:r>
-      <w:proofErr w:type="gramEnd"/>
       <w:r>
         <w:rPr>
           <w:rFonts w:ascii="Consolas" w:hAnsi="Consolas"/>
@@ -2314,7 +2190,6 @@
         </w:rPr>
         <w:t xml:space="preserve">        </w:t>
       </w:r>
-      <w:proofErr w:type="gramStart"/>
       <w:r>
         <w:rPr>
           <w:rFonts w:ascii="Consolas" w:hAnsi="Consolas"/>
@@ -2326,7 +2201,6 @@
         </w:rPr>
         <w:t>return</w:t>
       </w:r>
-      <w:proofErr w:type="gramEnd"/>
       <w:r>
         <w:rPr>
           <w:rFonts w:ascii="Consolas" w:hAnsi="Consolas"/>
@@ -2400,7 +2274,6 @@
         </w:rPr>
         <w:t xml:space="preserve">    </w:t>
       </w:r>
-      <w:proofErr w:type="gramStart"/>
       <w:r>
         <w:rPr>
           <w:rFonts w:ascii="Consolas" w:hAnsi="Consolas"/>
@@ -2412,7 +2285,6 @@
         </w:rPr>
         <w:t>public</w:t>
       </w:r>
-      <w:proofErr w:type="gramEnd"/>
       <w:r>
         <w:rPr>
           <w:rFonts w:ascii="Consolas" w:hAnsi="Consolas"/>
@@ -2608,7 +2480,6 @@
         </w:rPr>
         <w:t xml:space="preserve">    </w:t>
       </w:r>
-      <w:proofErr w:type="gramStart"/>
       <w:r>
         <w:rPr>
           <w:rFonts w:ascii="Consolas" w:hAnsi="Consolas"/>
@@ -2620,7 +2491,6 @@
         </w:rPr>
         <w:t>public</w:t>
       </w:r>
-      <w:proofErr w:type="gramEnd"/>
       <w:r>
         <w:rPr>
           <w:rFonts w:ascii="Consolas" w:hAnsi="Consolas"/>
@@ -2672,7 +2542,6 @@
         </w:rPr>
         <w:t xml:space="preserve">        </w:t>
       </w:r>
-      <w:proofErr w:type="gramStart"/>
       <w:r>
         <w:rPr>
           <w:rFonts w:ascii="Consolas" w:hAnsi="Consolas"/>
@@ -2684,7 +2553,6 @@
         </w:rPr>
         <w:t>return</w:t>
       </w:r>
-      <w:proofErr w:type="gramEnd"/>
       <w:r>
         <w:rPr>
           <w:rFonts w:ascii="Consolas" w:hAnsi="Consolas"/>
@@ -2758,7 +2626,6 @@
         </w:rPr>
         <w:t xml:space="preserve">    </w:t>
       </w:r>
-      <w:proofErr w:type="gramStart"/>
       <w:r>
         <w:rPr>
           <w:rFonts w:ascii="Consolas" w:hAnsi="Consolas"/>
@@ -2770,7 +2637,6 @@
         </w:rPr>
         <w:t>public</w:t>
       </w:r>
-      <w:proofErr w:type="gramEnd"/>
       <w:r>
         <w:rPr>
           <w:rFonts w:ascii="Consolas" w:hAnsi="Consolas"/>
@@ -2966,7 +2832,6 @@
         </w:rPr>
         <w:t xml:space="preserve">    </w:t>
       </w:r>
-      <w:proofErr w:type="gramStart"/>
       <w:r>
         <w:rPr>
           <w:rFonts w:ascii="Consolas" w:hAnsi="Consolas"/>
@@ -2978,7 +2843,6 @@
         </w:rPr>
         <w:t>public</w:t>
       </w:r>
-      <w:proofErr w:type="gramEnd"/>
       <w:r>
         <w:rPr>
           <w:rFonts w:ascii="Consolas" w:hAnsi="Consolas"/>
@@ -3030,7 +2894,6 @@
         </w:rPr>
         <w:t xml:space="preserve">        </w:t>
       </w:r>
-      <w:proofErr w:type="gramStart"/>
       <w:r>
         <w:rPr>
           <w:rFonts w:ascii="Consolas" w:hAnsi="Consolas"/>
@@ -3042,7 +2905,6 @@
         </w:rPr>
         <w:t>return</w:t>
       </w:r>
-      <w:proofErr w:type="gramEnd"/>
       <w:r>
         <w:rPr>
           <w:rFonts w:ascii="Consolas" w:hAnsi="Consolas"/>
@@ -3114,7 +2976,6 @@
         </w:rPr>
         <w:t xml:space="preserve">    </w:t>
       </w:r>
-      <w:proofErr w:type="gramStart"/>
       <w:r>
         <w:rPr>
           <w:rFonts w:ascii="Consolas" w:hAnsi="Consolas"/>
@@ -3126,7 +2987,6 @@
         </w:rPr>
         <w:t>public</w:t>
       </w:r>
-      <w:proofErr w:type="gramEnd"/>
       <w:r>
         <w:rPr>
           <w:rFonts w:ascii="Consolas" w:hAnsi="Consolas"/>
@@ -3318,7 +3178,6 @@
         </w:rPr>
         <w:t xml:space="preserve">    </w:t>
       </w:r>
-      <w:proofErr w:type="gramStart"/>
       <w:r>
         <w:rPr>
           <w:rFonts w:ascii="Consolas" w:hAnsi="Consolas"/>
@@ -3330,7 +3189,6 @@
         </w:rPr>
         <w:t>public</w:t>
       </w:r>
-      <w:proofErr w:type="gramEnd"/>
       <w:r>
         <w:rPr>
           <w:rFonts w:ascii="Consolas" w:hAnsi="Consolas"/>
@@ -3382,7 +3240,6 @@
         </w:rPr>
         <w:t xml:space="preserve">        </w:t>
       </w:r>
-      <w:proofErr w:type="gramStart"/>
       <w:r>
         <w:rPr>
           <w:rFonts w:ascii="Consolas" w:hAnsi="Consolas"/>
@@ -3394,7 +3251,6 @@
         </w:rPr>
         <w:t>return</w:t>
       </w:r>
-      <w:proofErr w:type="gramEnd"/>
       <w:r>
         <w:rPr>
           <w:rFonts w:ascii="Consolas" w:hAnsi="Consolas"/>
@@ -3466,7 +3322,6 @@
         </w:rPr>
         <w:t xml:space="preserve">    </w:t>
       </w:r>
-      <w:proofErr w:type="gramStart"/>
       <w:r>
         <w:rPr>
           <w:rFonts w:ascii="Consolas" w:hAnsi="Consolas"/>
@@ -3478,7 +3333,6 @@
         </w:rPr>
         <w:t>public</w:t>
       </w:r>
-      <w:proofErr w:type="gramEnd"/>
       <w:r>
         <w:rPr>
           <w:rFonts w:ascii="Consolas" w:hAnsi="Consolas"/>
@@ -3668,10 +3522,8 @@
           <w:sz w:val="28"/>
           <w:szCs w:val="28"/>
         </w:rPr>
-        <w:lastRenderedPageBreak/>
         <w:t xml:space="preserve">    </w:t>
       </w:r>
-      <w:proofErr w:type="gramStart"/>
       <w:r>
         <w:rPr>
           <w:rFonts w:ascii="Consolas" w:hAnsi="Consolas"/>
@@ -3683,7 +3535,6 @@
         </w:rPr>
         <w:t>public</w:t>
       </w:r>
-      <w:proofErr w:type="gramEnd"/>
       <w:r>
         <w:rPr>
           <w:rFonts w:ascii="Consolas" w:hAnsi="Consolas"/>
@@ -3733,9 +3584,9 @@
           <w:sz w:val="28"/>
           <w:szCs w:val="28"/>
         </w:rPr>
+        <w:lastRenderedPageBreak/>
         <w:t xml:space="preserve">        </w:t>
       </w:r>
-      <w:proofErr w:type="gramStart"/>
       <w:r>
         <w:rPr>
           <w:rFonts w:ascii="Consolas" w:hAnsi="Consolas"/>
@@ -3747,7 +3598,6 @@
         </w:rPr>
         <w:t>return</w:t>
       </w:r>
-      <w:proofErr w:type="gramEnd"/>
       <w:r>
         <w:rPr>
           <w:rFonts w:ascii="Consolas" w:hAnsi="Consolas"/>
@@ -3819,7 +3669,6 @@
         </w:rPr>
         <w:t xml:space="preserve">    </w:t>
       </w:r>
-      <w:proofErr w:type="gramStart"/>
       <w:r>
         <w:rPr>
           <w:rFonts w:ascii="Consolas" w:hAnsi="Consolas"/>
@@ -3831,7 +3680,6 @@
         </w:rPr>
         <w:t>public</w:t>
       </w:r>
-      <w:proofErr w:type="gramEnd"/>
       <w:r>
         <w:rPr>
           <w:rFonts w:ascii="Consolas" w:hAnsi="Consolas"/>
@@ -4023,7 +3871,6 @@
         </w:rPr>
         <w:t xml:space="preserve">    </w:t>
       </w:r>
-      <w:proofErr w:type="gramStart"/>
       <w:r>
         <w:rPr>
           <w:rFonts w:ascii="Consolas" w:hAnsi="Consolas"/>
@@ -4035,7 +3882,6 @@
         </w:rPr>
         <w:t>public</w:t>
       </w:r>
-      <w:proofErr w:type="gramEnd"/>
       <w:r>
         <w:rPr>
           <w:rFonts w:ascii="Consolas" w:hAnsi="Consolas"/>
@@ -4087,7 +3933,6 @@
         </w:rPr>
         <w:t xml:space="preserve">        </w:t>
       </w:r>
-      <w:proofErr w:type="gramStart"/>
       <w:r>
         <w:rPr>
           <w:rFonts w:ascii="Consolas" w:hAnsi="Consolas"/>
@@ -4099,7 +3944,6 @@
         </w:rPr>
         <w:t>return</w:t>
       </w:r>
-      <w:proofErr w:type="gramEnd"/>
       <w:r>
         <w:rPr>
           <w:rFonts w:ascii="Consolas" w:hAnsi="Consolas"/>
@@ -4171,7 +4015,6 @@
         </w:rPr>
         <w:t xml:space="preserve">    </w:t>
       </w:r>
-      <w:proofErr w:type="gramStart"/>
       <w:r>
         <w:rPr>
           <w:rFonts w:ascii="Consolas" w:hAnsi="Consolas"/>
@@ -4183,7 +4026,6 @@
         </w:rPr>
         <w:t>public</w:t>
       </w:r>
-      <w:proofErr w:type="gramEnd"/>
       <w:r>
         <w:rPr>
           <w:rFonts w:ascii="Consolas" w:hAnsi="Consolas"/>
@@ -4424,7 +4266,6 @@
           <w:szCs w:val="28"/>
         </w:rPr>
       </w:pPr>
-      <w:proofErr w:type="gramStart"/>
       <w:r>
         <w:rPr>
           <w:rFonts w:ascii="Consolas" w:hAnsi="Consolas"/>
@@ -4436,7 +4277,6 @@
         </w:rPr>
         <w:t>package</w:t>
       </w:r>
-      <w:proofErr w:type="gramEnd"/>
       <w:r>
         <w:rPr>
           <w:rFonts w:ascii="Consolas" w:hAnsi="Consolas"/>
@@ -4479,7 +4319,6 @@
           <w:szCs w:val="28"/>
         </w:rPr>
       </w:pPr>
-      <w:proofErr w:type="gramStart"/>
       <w:r>
         <w:rPr>
           <w:rFonts w:ascii="Consolas" w:hAnsi="Consolas"/>
@@ -4491,7 +4330,6 @@
         </w:rPr>
         <w:t>import</w:t>
       </w:r>
-      <w:proofErr w:type="gramEnd"/>
       <w:r>
         <w:rPr>
           <w:rFonts w:ascii="Consolas" w:hAnsi="Consolas"/>
@@ -4527,7 +4365,6 @@
           <w:szCs w:val="28"/>
         </w:rPr>
       </w:pPr>
-      <w:proofErr w:type="gramStart"/>
       <w:r>
         <w:rPr>
           <w:rFonts w:ascii="Consolas" w:hAnsi="Consolas"/>
@@ -4539,7 +4376,6 @@
         </w:rPr>
         <w:t>public</w:t>
       </w:r>
-      <w:proofErr w:type="gramEnd"/>
       <w:r>
         <w:rPr>
           <w:rFonts w:ascii="Consolas" w:hAnsi="Consolas"/>
@@ -4611,7 +4447,6 @@
         </w:rPr>
         <w:tab/>
       </w:r>
-      <w:proofErr w:type="gramStart"/>
       <w:r>
         <w:rPr>
           <w:rFonts w:ascii="Consolas" w:hAnsi="Consolas"/>
@@ -4623,7 +4458,6 @@
         </w:rPr>
         <w:t>public</w:t>
       </w:r>
-      <w:proofErr w:type="gramEnd"/>
       <w:r>
         <w:rPr>
           <w:rFonts w:ascii="Consolas" w:hAnsi="Consolas"/>
@@ -4793,7 +4627,6 @@
         </w:rPr>
         <w:t xml:space="preserve">            </w:t>
       </w:r>
-      <w:proofErr w:type="gramStart"/>
       <w:r>
         <w:rPr>
           <w:rFonts w:ascii="Consolas" w:hAnsi="Consolas"/>
@@ -4801,9 +4634,9 @@
           <w:sz w:val="28"/>
           <w:szCs w:val="28"/>
         </w:rPr>
-        <w:t>"  (</w:t>
-      </w:r>
-      <w:proofErr w:type="gramEnd"/>
+        <w:t xml:space="preserve">"  (id, </w:t>
+      </w:r>
+      <w:proofErr w:type="spellStart"/>
       <w:r>
         <w:rPr>
           <w:rFonts w:ascii="Consolas" w:hAnsi="Consolas"/>
@@ -4811,7 +4644,17 @@
           <w:sz w:val="28"/>
           <w:szCs w:val="28"/>
         </w:rPr>
-        <w:t xml:space="preserve">id, </w:t>
+        <w:t>first_name</w:t>
+      </w:r>
+      <w:proofErr w:type="spellEnd"/>
+      <w:r>
+        <w:rPr>
+          <w:rFonts w:ascii="Consolas" w:hAnsi="Consolas"/>
+          <w:color w:val="2A00FF"/>
+          <w:sz w:val="28"/>
+          <w:szCs w:val="28"/>
+        </w:rPr>
+        <w:t xml:space="preserve">, </w:t>
       </w:r>
       <w:proofErr w:type="spellStart"/>
       <w:r>
@@ -4821,7 +4664,7 @@
           <w:sz w:val="28"/>
           <w:szCs w:val="28"/>
         </w:rPr>
-        <w:t>first_name</w:t>
+        <w:t>last_name</w:t>
       </w:r>
       <w:proofErr w:type="spellEnd"/>
       <w:r>
@@ -4831,114 +4674,93 @@
           <w:sz w:val="28"/>
           <w:szCs w:val="28"/>
         </w:rPr>
-        <w:t xml:space="preserve">, </w:t>
+        <w:t>, username, password, address, contact) VALUES "</w:t>
+      </w:r>
+      <w:r>
+        <w:rPr>
+          <w:rFonts w:ascii="Consolas" w:hAnsi="Consolas"/>
+          <w:color w:val="000000"/>
+          <w:sz w:val="28"/>
+          <w:szCs w:val="28"/>
+        </w:rPr>
+        <w:t xml:space="preserve"> +</w:t>
+      </w:r>
+    </w:p>
+    <w:p>
+      <w:pPr>
+        <w:pStyle w:val="NormalWeb"/>
+        <w:shd w:val="clear" w:color="auto" w:fill="FFFFFF"/>
+        <w:spacing w:before="0" w:beforeAutospacing="0" w:after="0" w:afterAutospacing="0"/>
+        <w:rPr>
+          <w:rFonts w:ascii="Consolas" w:hAnsi="Consolas"/>
+          <w:color w:val="000000"/>
+          <w:sz w:val="28"/>
+          <w:szCs w:val="28"/>
+        </w:rPr>
+      </w:pPr>
+      <w:r>
+        <w:rPr>
+          <w:rFonts w:ascii="Consolas" w:hAnsi="Consolas"/>
+          <w:color w:val="000000"/>
+          <w:sz w:val="28"/>
+          <w:szCs w:val="28"/>
+        </w:rPr>
+        <w:t xml:space="preserve">            </w:t>
+      </w:r>
+      <w:r>
+        <w:rPr>
+          <w:rFonts w:ascii="Consolas" w:hAnsi="Consolas"/>
+          <w:color w:val="2A00FF"/>
+          <w:sz w:val="28"/>
+          <w:szCs w:val="28"/>
+        </w:rPr>
+        <w:t>" (?, ?, ?, ?, ?,?,?);"</w:t>
+      </w:r>
+      <w:r>
+        <w:rPr>
+          <w:rFonts w:ascii="Consolas" w:hAnsi="Consolas"/>
+          <w:color w:val="000000"/>
+          <w:sz w:val="28"/>
+          <w:szCs w:val="28"/>
+        </w:rPr>
+        <w:t>;</w:t>
+      </w:r>
+    </w:p>
+    <w:p>
+      <w:pPr>
+        <w:pStyle w:val="NormalWeb"/>
+        <w:shd w:val="clear" w:color="auto" w:fill="FFFFFF"/>
+        <w:spacing w:before="0" w:beforeAutospacing="0" w:after="0" w:afterAutospacing="0"/>
+        <w:rPr>
+          <w:rFonts w:ascii="Consolas" w:hAnsi="Consolas"/>
+          <w:color w:val="000000"/>
+          <w:sz w:val="28"/>
+          <w:szCs w:val="28"/>
+        </w:rPr>
+      </w:pPr>
+    </w:p>
+    <w:p>
+      <w:pPr>
+        <w:pStyle w:val="NormalWeb"/>
+        <w:shd w:val="clear" w:color="auto" w:fill="FFFFFF"/>
+        <w:spacing w:before="0" w:beforeAutospacing="0" w:after="0" w:afterAutospacing="0"/>
+        <w:rPr>
+          <w:rFonts w:ascii="Consolas" w:hAnsi="Consolas"/>
+          <w:color w:val="000000"/>
+          <w:sz w:val="28"/>
+          <w:szCs w:val="28"/>
+        </w:rPr>
+      </w:pPr>
+      <w:r>
+        <w:rPr>
+          <w:rFonts w:ascii="Consolas" w:hAnsi="Consolas"/>
+          <w:color w:val="000000"/>
+          <w:sz w:val="28"/>
+          <w:szCs w:val="28"/>
+        </w:rPr>
+        <w:t xml:space="preserve">        </w:t>
       </w:r>
       <w:proofErr w:type="spellStart"/>
-      <w:r>
-        <w:rPr>
-          <w:rFonts w:ascii="Consolas" w:hAnsi="Consolas"/>
-          <w:color w:val="2A00FF"/>
-          <w:sz w:val="28"/>
-          <w:szCs w:val="28"/>
-        </w:rPr>
-        <w:t>last_name</w:t>
-      </w:r>
-      <w:proofErr w:type="spellEnd"/>
-      <w:r>
-        <w:rPr>
-          <w:rFonts w:ascii="Consolas" w:hAnsi="Consolas"/>
-          <w:color w:val="2A00FF"/>
-          <w:sz w:val="28"/>
-          <w:szCs w:val="28"/>
-        </w:rPr>
-        <w:t>, username, password, address, contact) VALUES "</w:t>
-      </w:r>
-      <w:r>
-        <w:rPr>
-          <w:rFonts w:ascii="Consolas" w:hAnsi="Consolas"/>
-          <w:color w:val="000000"/>
-          <w:sz w:val="28"/>
-          <w:szCs w:val="28"/>
-        </w:rPr>
-        <w:t xml:space="preserve"> +</w:t>
-      </w:r>
-    </w:p>
-    <w:p>
-      <w:pPr>
-        <w:pStyle w:val="NormalWeb"/>
-        <w:shd w:val="clear" w:color="auto" w:fill="FFFFFF"/>
-        <w:spacing w:before="0" w:beforeAutospacing="0" w:after="0" w:afterAutospacing="0"/>
-        <w:rPr>
-          <w:rFonts w:ascii="Consolas" w:hAnsi="Consolas"/>
-          <w:color w:val="000000"/>
-          <w:sz w:val="28"/>
-          <w:szCs w:val="28"/>
-        </w:rPr>
-      </w:pPr>
-      <w:r>
-        <w:rPr>
-          <w:rFonts w:ascii="Consolas" w:hAnsi="Consolas"/>
-          <w:color w:val="000000"/>
-          <w:sz w:val="28"/>
-          <w:szCs w:val="28"/>
-        </w:rPr>
-        <w:t xml:space="preserve">            </w:t>
-      </w:r>
-      <w:r>
-        <w:rPr>
-          <w:rFonts w:ascii="Consolas" w:hAnsi="Consolas"/>
-          <w:color w:val="2A00FF"/>
-          <w:sz w:val="28"/>
-          <w:szCs w:val="28"/>
-        </w:rPr>
-        <w:t>" (?, ?, ?, ?, ?,?,?);"</w:t>
-      </w:r>
-      <w:r>
-        <w:rPr>
-          <w:rFonts w:ascii="Consolas" w:hAnsi="Consolas"/>
-          <w:color w:val="000000"/>
-          <w:sz w:val="28"/>
-          <w:szCs w:val="28"/>
-        </w:rPr>
-        <w:t>;</w:t>
-      </w:r>
-    </w:p>
-    <w:p>
-      <w:pPr>
-        <w:pStyle w:val="NormalWeb"/>
-        <w:shd w:val="clear" w:color="auto" w:fill="FFFFFF"/>
-        <w:spacing w:before="0" w:beforeAutospacing="0" w:after="0" w:afterAutospacing="0"/>
-        <w:rPr>
-          <w:rFonts w:ascii="Consolas" w:hAnsi="Consolas"/>
-          <w:color w:val="000000"/>
-          <w:sz w:val="28"/>
-          <w:szCs w:val="28"/>
-        </w:rPr>
-      </w:pPr>
-    </w:p>
-    <w:p>
-      <w:pPr>
-        <w:pStyle w:val="NormalWeb"/>
-        <w:shd w:val="clear" w:color="auto" w:fill="FFFFFF"/>
-        <w:spacing w:before="0" w:beforeAutospacing="0" w:after="0" w:afterAutospacing="0"/>
-        <w:rPr>
-          <w:rFonts w:ascii="Consolas" w:hAnsi="Consolas"/>
-          <w:color w:val="000000"/>
-          <w:sz w:val="28"/>
-          <w:szCs w:val="28"/>
-        </w:rPr>
-      </w:pPr>
-      <w:r>
-        <w:rPr>
-          <w:rFonts w:ascii="Consolas" w:hAnsi="Consolas"/>
-          <w:color w:val="000000"/>
-          <w:sz w:val="28"/>
-          <w:szCs w:val="28"/>
-        </w:rPr>
-        <w:t xml:space="preserve">        </w:t>
-      </w:r>
-      <w:proofErr w:type="spellStart"/>
-      <w:proofErr w:type="gramStart"/>
       <w:r>
         <w:rPr>
           <w:rFonts w:ascii="Consolas" w:hAnsi="Consolas"/>
@@ -4951,7 +4773,6 @@
         <w:t>int</w:t>
       </w:r>
       <w:proofErr w:type="spellEnd"/>
-      <w:proofErr w:type="gramEnd"/>
       <w:r>
         <w:rPr>
           <w:rFonts w:ascii="Consolas" w:hAnsi="Consolas"/>
@@ -5015,7 +4836,6 @@
         <w:t xml:space="preserve">        </w:t>
       </w:r>
       <w:proofErr w:type="spellStart"/>
-      <w:proofErr w:type="gramStart"/>
       <w:r>
         <w:rPr>
           <w:rFonts w:ascii="Consolas" w:hAnsi="Consolas"/>
@@ -5046,7 +4866,6 @@
         </w:rPr>
         <w:t>(</w:t>
       </w:r>
-      <w:proofErr w:type="gramEnd"/>
       <w:r>
         <w:rPr>
           <w:rFonts w:ascii="Consolas" w:hAnsi="Consolas"/>
@@ -5120,7 +4939,6 @@
         </w:rPr>
         <w:t xml:space="preserve">        </w:t>
       </w:r>
-      <w:proofErr w:type="gramStart"/>
       <w:r>
         <w:rPr>
           <w:rFonts w:ascii="Consolas" w:hAnsi="Consolas"/>
@@ -5132,7 +4950,6 @@
         </w:rPr>
         <w:t>try</w:t>
       </w:r>
-      <w:proofErr w:type="gramEnd"/>
       <w:r>
         <w:rPr>
           <w:rFonts w:ascii="Consolas" w:hAnsi="Consolas"/>
@@ -5195,7 +5012,6 @@
         </w:rPr>
         <w:t xml:space="preserve">            .</w:t>
       </w:r>
-      <w:proofErr w:type="gramStart"/>
       <w:r>
         <w:rPr>
           <w:rFonts w:ascii="Consolas" w:hAnsi="Consolas"/>
@@ -5216,7 +5032,6 @@
         </w:rPr>
         <w:t>(</w:t>
       </w:r>
-      <w:proofErr w:type="gramEnd"/>
       <w:r>
         <w:rPr>
           <w:rFonts w:ascii="Consolas" w:hAnsi="Consolas"/>
@@ -5313,27 +5128,116 @@
           <w:sz w:val="28"/>
           <w:szCs w:val="28"/>
         </w:rPr>
-        <w:t>// Step 2</w:t>
-      </w:r>
-      <w:proofErr w:type="gramStart"/>
-      <w:r>
-        <w:rPr>
-          <w:rFonts w:ascii="Consolas" w:hAnsi="Consolas"/>
-          <w:color w:val="3F7F5F"/>
-          <w:sz w:val="28"/>
-          <w:szCs w:val="28"/>
-        </w:rPr>
-        <w:t>:Create</w:t>
-      </w:r>
-      <w:proofErr w:type="gramEnd"/>
-      <w:r>
-        <w:rPr>
-          <w:rFonts w:ascii="Consolas" w:hAnsi="Consolas"/>
-          <w:color w:val="3F7F5F"/>
-          <w:sz w:val="28"/>
-          <w:szCs w:val="28"/>
-        </w:rPr>
-        <w:t xml:space="preserve"> a statement using connection object</w:t>
+        <w:t>// Step 2:Create a statement using connection object</w:t>
+      </w:r>
+    </w:p>
+    <w:p>
+      <w:pPr>
+        <w:pStyle w:val="NormalWeb"/>
+        <w:shd w:val="clear" w:color="auto" w:fill="FFFFFF"/>
+        <w:spacing w:before="0" w:beforeAutospacing="0" w:after="0" w:afterAutospacing="0"/>
+        <w:rPr>
+          <w:rFonts w:ascii="Consolas" w:hAnsi="Consolas"/>
+          <w:color w:val="000000"/>
+          <w:sz w:val="28"/>
+          <w:szCs w:val="28"/>
+        </w:rPr>
+      </w:pPr>
+      <w:r>
+        <w:rPr>
+          <w:rFonts w:ascii="Consolas" w:hAnsi="Consolas"/>
+          <w:color w:val="000000"/>
+          <w:sz w:val="28"/>
+          <w:szCs w:val="28"/>
+        </w:rPr>
+        <w:t xml:space="preserve">            </w:t>
+      </w:r>
+      <w:proofErr w:type="spellStart"/>
+      <w:r>
+        <w:rPr>
+          <w:rFonts w:ascii="Consolas" w:hAnsi="Consolas"/>
+          <w:color w:val="000000"/>
+          <w:sz w:val="28"/>
+          <w:szCs w:val="28"/>
+        </w:rPr>
+        <w:t>PreparedStatement</w:t>
+      </w:r>
+      <w:proofErr w:type="spellEnd"/>
+      <w:r>
+        <w:rPr>
+          <w:rFonts w:ascii="Consolas" w:hAnsi="Consolas"/>
+          <w:color w:val="000000"/>
+          <w:sz w:val="28"/>
+          <w:szCs w:val="28"/>
+        </w:rPr>
+        <w:t xml:space="preserve"> </w:t>
+      </w:r>
+      <w:proofErr w:type="spellStart"/>
+      <w:r>
+        <w:rPr>
+          <w:rFonts w:ascii="Consolas" w:hAnsi="Consolas"/>
+          <w:color w:val="6A3E3E"/>
+          <w:sz w:val="28"/>
+          <w:szCs w:val="28"/>
+        </w:rPr>
+        <w:t>preparedStatement</w:t>
+      </w:r>
+      <w:proofErr w:type="spellEnd"/>
+      <w:r>
+        <w:rPr>
+          <w:rFonts w:ascii="Consolas" w:hAnsi="Consolas"/>
+          <w:color w:val="000000"/>
+          <w:sz w:val="28"/>
+          <w:szCs w:val="28"/>
+        </w:rPr>
+        <w:t xml:space="preserve"> = </w:t>
+      </w:r>
+      <w:proofErr w:type="spellStart"/>
+      <w:r>
+        <w:rPr>
+          <w:rFonts w:ascii="Consolas" w:hAnsi="Consolas"/>
+          <w:color w:val="6A3E3E"/>
+          <w:sz w:val="28"/>
+          <w:szCs w:val="28"/>
+        </w:rPr>
+        <w:t>connection</w:t>
+      </w:r>
+      <w:r>
+        <w:rPr>
+          <w:rFonts w:ascii="Consolas" w:hAnsi="Consolas"/>
+          <w:color w:val="000000"/>
+          <w:sz w:val="28"/>
+          <w:szCs w:val="28"/>
+        </w:rPr>
+        <w:t>.prepareStatement</w:t>
+      </w:r>
+      <w:proofErr w:type="spellEnd"/>
+      <w:r>
+        <w:rPr>
+          <w:rFonts w:ascii="Consolas" w:hAnsi="Consolas"/>
+          <w:color w:val="000000"/>
+          <w:sz w:val="28"/>
+          <w:szCs w:val="28"/>
+        </w:rPr>
+        <w:t>(</w:t>
+      </w:r>
+      <w:r>
+        <w:rPr>
+          <w:rFonts w:ascii="Consolas" w:hAnsi="Consolas"/>
+          <w:color w:val="6A3E3E"/>
+          <w:sz w:val="28"/>
+          <w:szCs w:val="28"/>
+        </w:rPr>
+        <w:t>query</w:t>
+      </w:r>
+      <w:r>
+        <w:rPr>
+          <w:rFonts w:ascii="Consolas" w:hAnsi="Consolas"/>
+          <w:color w:val="000000"/>
+          <w:sz w:val="28"/>
+          <w:szCs w:val="28"/>
+        </w:rPr>
+        <w:t>)) {</w:t>
       </w:r>
     </w:p>
     <w:p>
@@ -5362,11 +5266,20 @@
       <w:r>
         <w:rPr>
           <w:rFonts w:ascii="Consolas" w:hAnsi="Consolas"/>
-          <w:color w:val="000000"/>
-          <w:sz w:val="28"/>
-          <w:szCs w:val="28"/>
-        </w:rPr>
-        <w:t>PreparedStatement</w:t>
+          <w:color w:val="6A3E3E"/>
+          <w:sz w:val="28"/>
+          <w:szCs w:val="28"/>
+        </w:rPr>
+        <w:t>preparedStatement</w:t>
+      </w:r>
+      <w:r>
+        <w:rPr>
+          <w:rFonts w:ascii="Consolas" w:hAnsi="Consolas"/>
+          <w:color w:val="000000"/>
+          <w:sz w:val="28"/>
+          <w:szCs w:val="28"/>
+        </w:rPr>
+        <w:t>.setInt</w:t>
       </w:r>
       <w:proofErr w:type="spellEnd"/>
       <w:r>
@@ -5376,7 +5289,7 @@
           <w:sz w:val="28"/>
           <w:szCs w:val="28"/>
         </w:rPr>
-        <w:t xml:space="preserve"> </w:t>
+        <w:t xml:space="preserve">(1, </w:t>
       </w:r>
       <w:proofErr w:type="spellStart"/>
       <w:r>
@@ -5386,8 +5299,68 @@
           <w:sz w:val="28"/>
           <w:szCs w:val="28"/>
         </w:rPr>
+        <w:t>employee</w:t>
+      </w:r>
+      <w:r>
+        <w:rPr>
+          <w:rFonts w:ascii="Consolas" w:hAnsi="Consolas"/>
+          <w:color w:val="000000"/>
+          <w:sz w:val="28"/>
+          <w:szCs w:val="28"/>
+        </w:rPr>
+        <w:t>.getId</w:t>
+      </w:r>
+      <w:proofErr w:type="spellEnd"/>
+      <w:r>
+        <w:rPr>
+          <w:rFonts w:ascii="Consolas" w:hAnsi="Consolas"/>
+          <w:color w:val="000000"/>
+          <w:sz w:val="28"/>
+          <w:szCs w:val="28"/>
+        </w:rPr>
+        <w:t>());</w:t>
+      </w:r>
+    </w:p>
+    <w:p>
+      <w:pPr>
+        <w:pStyle w:val="NormalWeb"/>
+        <w:shd w:val="clear" w:color="auto" w:fill="FFFFFF"/>
+        <w:spacing w:before="0" w:beforeAutospacing="0" w:after="0" w:afterAutospacing="0"/>
+        <w:rPr>
+          <w:rFonts w:ascii="Consolas" w:hAnsi="Consolas"/>
+          <w:color w:val="000000"/>
+          <w:sz w:val="28"/>
+          <w:szCs w:val="28"/>
+        </w:rPr>
+      </w:pPr>
+      <w:r>
+        <w:rPr>
+          <w:rFonts w:ascii="Consolas" w:hAnsi="Consolas"/>
+          <w:color w:val="000000"/>
+          <w:sz w:val="28"/>
+          <w:szCs w:val="28"/>
+        </w:rPr>
+        <w:t xml:space="preserve">            </w:t>
+      </w:r>
+      <w:proofErr w:type="spellStart"/>
+      <w:r>
+        <w:rPr>
+          <w:rFonts w:ascii="Consolas" w:hAnsi="Consolas"/>
+          <w:color w:val="6A3E3E"/>
+          <w:sz w:val="28"/>
+          <w:szCs w:val="28"/>
+        </w:rPr>
         <w:t>preparedStatement</w:t>
       </w:r>
+      <w:r>
+        <w:rPr>
+          <w:rFonts w:ascii="Consolas" w:hAnsi="Consolas"/>
+          <w:color w:val="000000"/>
+          <w:sz w:val="28"/>
+          <w:szCs w:val="28"/>
+        </w:rPr>
+        <w:t>.setString</w:t>
+      </w:r>
       <w:proofErr w:type="spellEnd"/>
       <w:r>
         <w:rPr>
@@ -5396,10 +5369,9 @@
           <w:sz w:val="28"/>
           <w:szCs w:val="28"/>
         </w:rPr>
-        <w:t xml:space="preserve"> = </w:t>
+        <w:t xml:space="preserve">(2, </w:t>
       </w:r>
       <w:proofErr w:type="spellStart"/>
-      <w:proofErr w:type="gramStart"/>
       <w:r>
         <w:rPr>
           <w:rFonts w:ascii="Consolas" w:hAnsi="Consolas"/>
@@ -5407,16 +5379,16 @@
           <w:sz w:val="28"/>
           <w:szCs w:val="28"/>
         </w:rPr>
-        <w:t>connection</w:t>
-      </w:r>
-      <w:r>
-        <w:rPr>
-          <w:rFonts w:ascii="Consolas" w:hAnsi="Consolas"/>
-          <w:color w:val="000000"/>
-          <w:sz w:val="28"/>
-          <w:szCs w:val="28"/>
-        </w:rPr>
-        <w:t>.prepareStatement</w:t>
+        <w:t>employee</w:t>
+      </w:r>
+      <w:r>
+        <w:rPr>
+          <w:rFonts w:ascii="Consolas" w:hAnsi="Consolas"/>
+          <w:color w:val="000000"/>
+          <w:sz w:val="28"/>
+          <w:szCs w:val="28"/>
+        </w:rPr>
+        <w:t>.getFirstName</w:t>
       </w:r>
       <w:proofErr w:type="spellEnd"/>
       <w:r>
@@ -5426,9 +5398,31 @@
           <w:sz w:val="28"/>
           <w:szCs w:val="28"/>
         </w:rPr>
-        <w:t>(</w:t>
-      </w:r>
-      <w:proofErr w:type="gramEnd"/>
+        <w:t>());</w:t>
+      </w:r>
+    </w:p>
+    <w:p>
+      <w:pPr>
+        <w:pStyle w:val="NormalWeb"/>
+        <w:shd w:val="clear" w:color="auto" w:fill="FFFFFF"/>
+        <w:spacing w:before="0" w:beforeAutospacing="0" w:after="0" w:afterAutospacing="0"/>
+        <w:rPr>
+          <w:rFonts w:ascii="Consolas" w:hAnsi="Consolas"/>
+          <w:color w:val="000000"/>
+          <w:sz w:val="28"/>
+          <w:szCs w:val="28"/>
+        </w:rPr>
+      </w:pPr>
+      <w:r>
+        <w:rPr>
+          <w:rFonts w:ascii="Consolas" w:hAnsi="Consolas"/>
+          <w:color w:val="000000"/>
+          <w:sz w:val="28"/>
+          <w:szCs w:val="28"/>
+        </w:rPr>
+        <w:t xml:space="preserve">            </w:t>
+      </w:r>
+      <w:proofErr w:type="spellStart"/>
       <w:r>
         <w:rPr>
           <w:rFonts w:ascii="Consolas" w:hAnsi="Consolas"/>
@@ -5436,16 +5430,55 @@
           <w:sz w:val="28"/>
           <w:szCs w:val="28"/>
         </w:rPr>
-        <w:t>query</w:t>
-      </w:r>
-      <w:r>
-        <w:rPr>
-          <w:rFonts w:ascii="Consolas" w:hAnsi="Consolas"/>
-          <w:color w:val="000000"/>
-          <w:sz w:val="28"/>
-          <w:szCs w:val="28"/>
-        </w:rPr>
-        <w:t>)) {</w:t>
+        <w:t>preparedStatement</w:t>
+      </w:r>
+      <w:r>
+        <w:rPr>
+          <w:rFonts w:ascii="Consolas" w:hAnsi="Consolas"/>
+          <w:color w:val="000000"/>
+          <w:sz w:val="28"/>
+          <w:szCs w:val="28"/>
+        </w:rPr>
+        <w:t>.setString</w:t>
+      </w:r>
+      <w:proofErr w:type="spellEnd"/>
+      <w:r>
+        <w:rPr>
+          <w:rFonts w:ascii="Consolas" w:hAnsi="Consolas"/>
+          <w:color w:val="000000"/>
+          <w:sz w:val="28"/>
+          <w:szCs w:val="28"/>
+        </w:rPr>
+        <w:t xml:space="preserve">(3, </w:t>
+      </w:r>
+      <w:proofErr w:type="spellStart"/>
+      <w:r>
+        <w:rPr>
+          <w:rFonts w:ascii="Consolas" w:hAnsi="Consolas"/>
+          <w:color w:val="6A3E3E"/>
+          <w:sz w:val="28"/>
+          <w:szCs w:val="28"/>
+        </w:rPr>
+        <w:t>employee</w:t>
+      </w:r>
+      <w:r>
+        <w:rPr>
+          <w:rFonts w:ascii="Consolas" w:hAnsi="Consolas"/>
+          <w:color w:val="000000"/>
+          <w:sz w:val="28"/>
+          <w:szCs w:val="28"/>
+        </w:rPr>
+        <w:t>.getLastName</w:t>
+      </w:r>
+      <w:proofErr w:type="spellEnd"/>
+      <w:r>
+        <w:rPr>
+          <w:rFonts w:ascii="Consolas" w:hAnsi="Consolas"/>
+          <w:color w:val="000000"/>
+          <w:sz w:val="28"/>
+          <w:szCs w:val="28"/>
+        </w:rPr>
+        <w:t>());</w:t>
       </w:r>
     </w:p>
     <w:p>
@@ -5470,7 +5503,6 @@
         <w:t xml:space="preserve">            </w:t>
       </w:r>
       <w:proofErr w:type="spellStart"/>
-      <w:proofErr w:type="gramStart"/>
       <w:r>
         <w:rPr>
           <w:rFonts w:ascii="Consolas" w:hAnsi="Consolas"/>
@@ -5487,7 +5519,7 @@
           <w:sz w:val="28"/>
           <w:szCs w:val="28"/>
         </w:rPr>
-        <w:t>.setInt</w:t>
+        <w:t>.setString</w:t>
       </w:r>
       <w:proofErr w:type="spellEnd"/>
       <w:r>
@@ -5497,17 +5529,7 @@
           <w:sz w:val="28"/>
           <w:szCs w:val="28"/>
         </w:rPr>
-        <w:t>(</w:t>
-      </w:r>
-      <w:proofErr w:type="gramEnd"/>
-      <w:r>
-        <w:rPr>
-          <w:rFonts w:ascii="Consolas" w:hAnsi="Consolas"/>
-          <w:color w:val="000000"/>
-          <w:sz w:val="28"/>
-          <w:szCs w:val="28"/>
-        </w:rPr>
-        <w:t xml:space="preserve">1, </w:t>
+        <w:t xml:space="preserve">(4, </w:t>
       </w:r>
       <w:proofErr w:type="spellStart"/>
       <w:r>
@@ -5526,7 +5548,7 @@
           <w:sz w:val="28"/>
           <w:szCs w:val="28"/>
         </w:rPr>
-        <w:t>.getId</w:t>
+        <w:t>.getUsername</w:t>
       </w:r>
       <w:proofErr w:type="spellEnd"/>
       <w:r>
@@ -5561,7 +5583,6 @@
         <w:t xml:space="preserve">            </w:t>
       </w:r>
       <w:proofErr w:type="spellStart"/>
-      <w:proofErr w:type="gramStart"/>
       <w:r>
         <w:rPr>
           <w:rFonts w:ascii="Consolas" w:hAnsi="Consolas"/>
@@ -5588,17 +5609,7 @@
           <w:sz w:val="28"/>
           <w:szCs w:val="28"/>
         </w:rPr>
-        <w:t>(</w:t>
-      </w:r>
-      <w:proofErr w:type="gramEnd"/>
-      <w:r>
-        <w:rPr>
-          <w:rFonts w:ascii="Consolas" w:hAnsi="Consolas"/>
-          <w:color w:val="000000"/>
-          <w:sz w:val="28"/>
-          <w:szCs w:val="28"/>
-        </w:rPr>
-        <w:t xml:space="preserve">2, </w:t>
+        <w:t xml:space="preserve">(5, </w:t>
       </w:r>
       <w:proofErr w:type="spellStart"/>
       <w:r>
@@ -5617,7 +5628,7 @@
           <w:sz w:val="28"/>
           <w:szCs w:val="28"/>
         </w:rPr>
-        <w:t>.getFirstName</w:t>
+        <w:t>.getPassword</w:t>
       </w:r>
       <w:proofErr w:type="spellEnd"/>
       <w:r>
@@ -5652,7 +5663,6 @@
         <w:t xml:space="preserve">            </w:t>
       </w:r>
       <w:proofErr w:type="spellStart"/>
-      <w:proofErr w:type="gramStart"/>
       <w:r>
         <w:rPr>
           <w:rFonts w:ascii="Consolas" w:hAnsi="Consolas"/>
@@ -5679,17 +5689,7 @@
           <w:sz w:val="28"/>
           <w:szCs w:val="28"/>
         </w:rPr>
-        <w:t>(</w:t>
-      </w:r>
-      <w:proofErr w:type="gramEnd"/>
-      <w:r>
-        <w:rPr>
-          <w:rFonts w:ascii="Consolas" w:hAnsi="Consolas"/>
-          <w:color w:val="000000"/>
-          <w:sz w:val="28"/>
-          <w:szCs w:val="28"/>
-        </w:rPr>
-        <w:t xml:space="preserve">3, </w:t>
+        <w:t xml:space="preserve">(6, </w:t>
       </w:r>
       <w:proofErr w:type="spellStart"/>
       <w:r>
@@ -5708,7 +5708,7 @@
           <w:sz w:val="28"/>
           <w:szCs w:val="28"/>
         </w:rPr>
-        <w:t>.getLastName</w:t>
+        <w:t>.getAddress</w:t>
       </w:r>
       <w:proofErr w:type="spellEnd"/>
       <w:r>
@@ -5743,7 +5743,6 @@
         <w:t xml:space="preserve">            </w:t>
       </w:r>
       <w:proofErr w:type="spellStart"/>
-      <w:proofErr w:type="gramStart"/>
       <w:r>
         <w:rPr>
           <w:rFonts w:ascii="Consolas" w:hAnsi="Consolas"/>
@@ -5770,17 +5769,7 @@
           <w:sz w:val="28"/>
           <w:szCs w:val="28"/>
         </w:rPr>
-        <w:t>(</w:t>
-      </w:r>
-      <w:proofErr w:type="gramEnd"/>
-      <w:r>
-        <w:rPr>
-          <w:rFonts w:ascii="Consolas" w:hAnsi="Consolas"/>
-          <w:color w:val="000000"/>
-          <w:sz w:val="28"/>
-          <w:szCs w:val="28"/>
-        </w:rPr>
-        <w:t xml:space="preserve">4, </w:t>
+        <w:t xml:space="preserve">(7, </w:t>
       </w:r>
       <w:proofErr w:type="spellStart"/>
       <w:r>
@@ -5799,7 +5788,7 @@
           <w:sz w:val="28"/>
           <w:szCs w:val="28"/>
         </w:rPr>
-        <w:t>.getUsername</w:t>
+        <w:t>.getContact</w:t>
       </w:r>
       <w:proofErr w:type="spellEnd"/>
       <w:r>
@@ -5824,6 +5813,19 @@
           <w:szCs w:val="28"/>
         </w:rPr>
       </w:pPr>
+    </w:p>
+    <w:p>
+      <w:pPr>
+        <w:pStyle w:val="NormalWeb"/>
+        <w:shd w:val="clear" w:color="auto" w:fill="FFFFFF"/>
+        <w:spacing w:before="0" w:beforeAutospacing="0" w:after="0" w:afterAutospacing="0"/>
+        <w:rPr>
+          <w:rFonts w:ascii="Consolas" w:hAnsi="Consolas"/>
+          <w:color w:val="000000"/>
+          <w:sz w:val="28"/>
+          <w:szCs w:val="28"/>
+        </w:rPr>
+      </w:pPr>
       <w:r>
         <w:rPr>
           <w:rFonts w:ascii="Consolas" w:hAnsi="Consolas"/>
@@ -5834,293 +5836,6 @@
         <w:t xml:space="preserve">            </w:t>
       </w:r>
       <w:proofErr w:type="spellStart"/>
-      <w:proofErr w:type="gramStart"/>
-      <w:r>
-        <w:rPr>
-          <w:rFonts w:ascii="Consolas" w:hAnsi="Consolas"/>
-          <w:color w:val="6A3E3E"/>
-          <w:sz w:val="28"/>
-          <w:szCs w:val="28"/>
-        </w:rPr>
-        <w:t>preparedStatement</w:t>
-      </w:r>
-      <w:r>
-        <w:rPr>
-          <w:rFonts w:ascii="Consolas" w:hAnsi="Consolas"/>
-          <w:color w:val="000000"/>
-          <w:sz w:val="28"/>
-          <w:szCs w:val="28"/>
-        </w:rPr>
-        <w:t>.setString</w:t>
-      </w:r>
-      <w:proofErr w:type="spellEnd"/>
-      <w:r>
-        <w:rPr>
-          <w:rFonts w:ascii="Consolas" w:hAnsi="Consolas"/>
-          <w:color w:val="000000"/>
-          <w:sz w:val="28"/>
-          <w:szCs w:val="28"/>
-        </w:rPr>
-        <w:t>(</w:t>
-      </w:r>
-      <w:proofErr w:type="gramEnd"/>
-      <w:r>
-        <w:rPr>
-          <w:rFonts w:ascii="Consolas" w:hAnsi="Consolas"/>
-          <w:color w:val="000000"/>
-          <w:sz w:val="28"/>
-          <w:szCs w:val="28"/>
-        </w:rPr>
-        <w:t xml:space="preserve">5, </w:t>
-      </w:r>
-      <w:proofErr w:type="spellStart"/>
-      <w:r>
-        <w:rPr>
-          <w:rFonts w:ascii="Consolas" w:hAnsi="Consolas"/>
-          <w:color w:val="6A3E3E"/>
-          <w:sz w:val="28"/>
-          <w:szCs w:val="28"/>
-        </w:rPr>
-        <w:t>employee</w:t>
-      </w:r>
-      <w:r>
-        <w:rPr>
-          <w:rFonts w:ascii="Consolas" w:hAnsi="Consolas"/>
-          <w:color w:val="000000"/>
-          <w:sz w:val="28"/>
-          <w:szCs w:val="28"/>
-        </w:rPr>
-        <w:t>.getPassword</w:t>
-      </w:r>
-      <w:proofErr w:type="spellEnd"/>
-      <w:r>
-        <w:rPr>
-          <w:rFonts w:ascii="Consolas" w:hAnsi="Consolas"/>
-          <w:color w:val="000000"/>
-          <w:sz w:val="28"/>
-          <w:szCs w:val="28"/>
-        </w:rPr>
-        <w:t>());</w:t>
-      </w:r>
-    </w:p>
-    <w:p>
-      <w:pPr>
-        <w:pStyle w:val="NormalWeb"/>
-        <w:shd w:val="clear" w:color="auto" w:fill="FFFFFF"/>
-        <w:spacing w:before="0" w:beforeAutospacing="0" w:after="0" w:afterAutospacing="0"/>
-        <w:rPr>
-          <w:rFonts w:ascii="Consolas" w:hAnsi="Consolas"/>
-          <w:color w:val="000000"/>
-          <w:sz w:val="28"/>
-          <w:szCs w:val="28"/>
-        </w:rPr>
-      </w:pPr>
-      <w:r>
-        <w:rPr>
-          <w:rFonts w:ascii="Consolas" w:hAnsi="Consolas"/>
-          <w:color w:val="000000"/>
-          <w:sz w:val="28"/>
-          <w:szCs w:val="28"/>
-        </w:rPr>
-        <w:t xml:space="preserve">            </w:t>
-      </w:r>
-      <w:proofErr w:type="spellStart"/>
-      <w:proofErr w:type="gramStart"/>
-      <w:r>
-        <w:rPr>
-          <w:rFonts w:ascii="Consolas" w:hAnsi="Consolas"/>
-          <w:color w:val="6A3E3E"/>
-          <w:sz w:val="28"/>
-          <w:szCs w:val="28"/>
-        </w:rPr>
-        <w:t>preparedStatement</w:t>
-      </w:r>
-      <w:r>
-        <w:rPr>
-          <w:rFonts w:ascii="Consolas" w:hAnsi="Consolas"/>
-          <w:color w:val="000000"/>
-          <w:sz w:val="28"/>
-          <w:szCs w:val="28"/>
-        </w:rPr>
-        <w:t>.setString</w:t>
-      </w:r>
-      <w:proofErr w:type="spellEnd"/>
-      <w:r>
-        <w:rPr>
-          <w:rFonts w:ascii="Consolas" w:hAnsi="Consolas"/>
-          <w:color w:val="000000"/>
-          <w:sz w:val="28"/>
-          <w:szCs w:val="28"/>
-        </w:rPr>
-        <w:t>(</w:t>
-      </w:r>
-      <w:proofErr w:type="gramEnd"/>
-      <w:r>
-        <w:rPr>
-          <w:rFonts w:ascii="Consolas" w:hAnsi="Consolas"/>
-          <w:color w:val="000000"/>
-          <w:sz w:val="28"/>
-          <w:szCs w:val="28"/>
-        </w:rPr>
-        <w:t xml:space="preserve">6, </w:t>
-      </w:r>
-      <w:proofErr w:type="spellStart"/>
-      <w:r>
-        <w:rPr>
-          <w:rFonts w:ascii="Consolas" w:hAnsi="Consolas"/>
-          <w:color w:val="6A3E3E"/>
-          <w:sz w:val="28"/>
-          <w:szCs w:val="28"/>
-        </w:rPr>
-        <w:t>employee</w:t>
-      </w:r>
-      <w:r>
-        <w:rPr>
-          <w:rFonts w:ascii="Consolas" w:hAnsi="Consolas"/>
-          <w:color w:val="000000"/>
-          <w:sz w:val="28"/>
-          <w:szCs w:val="28"/>
-        </w:rPr>
-        <w:t>.getAddress</w:t>
-      </w:r>
-      <w:proofErr w:type="spellEnd"/>
-      <w:r>
-        <w:rPr>
-          <w:rFonts w:ascii="Consolas" w:hAnsi="Consolas"/>
-          <w:color w:val="000000"/>
-          <w:sz w:val="28"/>
-          <w:szCs w:val="28"/>
-        </w:rPr>
-        <w:t>());</w:t>
-      </w:r>
-    </w:p>
-    <w:p>
-      <w:pPr>
-        <w:pStyle w:val="NormalWeb"/>
-        <w:shd w:val="clear" w:color="auto" w:fill="FFFFFF"/>
-        <w:spacing w:before="0" w:beforeAutospacing="0" w:after="0" w:afterAutospacing="0"/>
-        <w:rPr>
-          <w:rFonts w:ascii="Consolas" w:hAnsi="Consolas"/>
-          <w:color w:val="000000"/>
-          <w:sz w:val="28"/>
-          <w:szCs w:val="28"/>
-        </w:rPr>
-      </w:pPr>
-      <w:r>
-        <w:rPr>
-          <w:rFonts w:ascii="Consolas" w:hAnsi="Consolas"/>
-          <w:color w:val="000000"/>
-          <w:sz w:val="28"/>
-          <w:szCs w:val="28"/>
-        </w:rPr>
-        <w:t xml:space="preserve">            </w:t>
-      </w:r>
-      <w:proofErr w:type="spellStart"/>
-      <w:proofErr w:type="gramStart"/>
-      <w:r>
-        <w:rPr>
-          <w:rFonts w:ascii="Consolas" w:hAnsi="Consolas"/>
-          <w:color w:val="6A3E3E"/>
-          <w:sz w:val="28"/>
-          <w:szCs w:val="28"/>
-        </w:rPr>
-        <w:t>preparedStatement</w:t>
-      </w:r>
-      <w:r>
-        <w:rPr>
-          <w:rFonts w:ascii="Consolas" w:hAnsi="Consolas"/>
-          <w:color w:val="000000"/>
-          <w:sz w:val="28"/>
-          <w:szCs w:val="28"/>
-        </w:rPr>
-        <w:t>.setString</w:t>
-      </w:r>
-      <w:proofErr w:type="spellEnd"/>
-      <w:r>
-        <w:rPr>
-          <w:rFonts w:ascii="Consolas" w:hAnsi="Consolas"/>
-          <w:color w:val="000000"/>
-          <w:sz w:val="28"/>
-          <w:szCs w:val="28"/>
-        </w:rPr>
-        <w:t>(</w:t>
-      </w:r>
-      <w:proofErr w:type="gramEnd"/>
-      <w:r>
-        <w:rPr>
-          <w:rFonts w:ascii="Consolas" w:hAnsi="Consolas"/>
-          <w:color w:val="000000"/>
-          <w:sz w:val="28"/>
-          <w:szCs w:val="28"/>
-        </w:rPr>
-        <w:t xml:space="preserve">7, </w:t>
-      </w:r>
-      <w:proofErr w:type="spellStart"/>
-      <w:r>
-        <w:rPr>
-          <w:rFonts w:ascii="Consolas" w:hAnsi="Consolas"/>
-          <w:color w:val="6A3E3E"/>
-          <w:sz w:val="28"/>
-          <w:szCs w:val="28"/>
-        </w:rPr>
-        <w:t>employee</w:t>
-      </w:r>
-      <w:r>
-        <w:rPr>
-          <w:rFonts w:ascii="Consolas" w:hAnsi="Consolas"/>
-          <w:color w:val="000000"/>
-          <w:sz w:val="28"/>
-          <w:szCs w:val="28"/>
-        </w:rPr>
-        <w:t>.getContact</w:t>
-      </w:r>
-      <w:proofErr w:type="spellEnd"/>
-      <w:r>
-        <w:rPr>
-          <w:rFonts w:ascii="Consolas" w:hAnsi="Consolas"/>
-          <w:color w:val="000000"/>
-          <w:sz w:val="28"/>
-          <w:szCs w:val="28"/>
-        </w:rPr>
-        <w:t>());</w:t>
-      </w:r>
-    </w:p>
-    <w:p>
-      <w:pPr>
-        <w:pStyle w:val="NormalWeb"/>
-        <w:shd w:val="clear" w:color="auto" w:fill="FFFFFF"/>
-        <w:spacing w:before="0" w:beforeAutospacing="0" w:after="0" w:afterAutospacing="0"/>
-        <w:rPr>
-          <w:rFonts w:ascii="Consolas" w:hAnsi="Consolas"/>
-          <w:color w:val="000000"/>
-          <w:sz w:val="28"/>
-          <w:szCs w:val="28"/>
-        </w:rPr>
-      </w:pPr>
-    </w:p>
-    <w:p>
-      <w:pPr>
-        <w:pStyle w:val="NormalWeb"/>
-        <w:shd w:val="clear" w:color="auto" w:fill="FFFFFF"/>
-        <w:spacing w:before="0" w:beforeAutospacing="0" w:after="0" w:afterAutospacing="0"/>
-        <w:rPr>
-          <w:rFonts w:ascii="Consolas" w:hAnsi="Consolas"/>
-          <w:color w:val="000000"/>
-          <w:sz w:val="28"/>
-          <w:szCs w:val="28"/>
-        </w:rPr>
-      </w:pPr>
-      <w:r>
-        <w:rPr>
-          <w:rFonts w:ascii="Consolas" w:hAnsi="Consolas"/>
-          <w:color w:val="000000"/>
-          <w:sz w:val="28"/>
-          <w:szCs w:val="28"/>
-        </w:rPr>
-        <w:t xml:space="preserve">            </w:t>
-      </w:r>
-      <w:proofErr w:type="spellStart"/>
-      <w:proofErr w:type="gramStart"/>
       <w:r>
         <w:rPr>
           <w:rFonts w:ascii="Consolas" w:hAnsi="Consolas"/>
@@ -6163,7 +5878,6 @@
         <w:t>(</w:t>
       </w:r>
       <w:proofErr w:type="spellStart"/>
-      <w:proofErr w:type="gramEnd"/>
       <w:r>
         <w:rPr>
           <w:rFonts w:ascii="Consolas" w:hAnsi="Consolas"/>
@@ -6236,7 +5950,6 @@
         </w:rPr>
         <w:t xml:space="preserve">            </w:t>
       </w:r>
-      <w:proofErr w:type="gramStart"/>
       <w:r>
         <w:rPr>
           <w:rFonts w:ascii="Consolas" w:hAnsi="Consolas"/>
@@ -6246,7 +5959,6 @@
         </w:rPr>
         <w:t>result</w:t>
       </w:r>
-      <w:proofErr w:type="gramEnd"/>
       <w:r>
         <w:rPr>
           <w:rFonts w:ascii="Consolas" w:hAnsi="Consolas"/>
@@ -6453,7 +6165,6 @@
         <w:t xml:space="preserve">            </w:t>
       </w:r>
       <w:proofErr w:type="spellStart"/>
-      <w:proofErr w:type="gramStart"/>
       <w:r>
         <w:rPr>
           <w:rFonts w:ascii="Consolas" w:hAnsi="Consolas"/>
@@ -6495,7 +6206,6 @@
         </w:rPr>
         <w:t>(</w:t>
       </w:r>
-      <w:proofErr w:type="gramEnd"/>
       <w:r>
         <w:rPr>
           <w:rFonts w:ascii="Consolas" w:hAnsi="Consolas"/>
@@ -6558,7 +6268,6 @@
         </w:rPr>
         <w:t xml:space="preserve">        </w:t>
       </w:r>
-      <w:proofErr w:type="gramStart"/>
       <w:r>
         <w:rPr>
           <w:rFonts w:ascii="Consolas" w:hAnsi="Consolas"/>
@@ -6570,7 +6279,6 @@
         </w:rPr>
         <w:t>return</w:t>
       </w:r>
-      <w:proofErr w:type="gramEnd"/>
       <w:r>
         <w:rPr>
           <w:rFonts w:ascii="Consolas" w:hAnsi="Consolas"/>
@@ -6854,7 +6562,6 @@
         <w:t xml:space="preserve">    </w:t>
       </w:r>
       <w:proofErr w:type="spellStart"/>
-      <w:proofErr w:type="gramStart"/>
       <w:r>
         <w:rPr>
           <w:rFonts w:ascii="Consolas" w:hAnsi="Consolas"/>
@@ -6865,7 +6572,6 @@
         <w:t>pageEncoding</w:t>
       </w:r>
       <w:proofErr w:type="spellEnd"/>
-      <w:proofErr w:type="gramEnd"/>
       <w:r>
         <w:rPr>
           <w:rFonts w:ascii="Consolas" w:hAnsi="Consolas"/>
@@ -6908,7 +6614,6 @@
           <w:szCs w:val="28"/>
         </w:rPr>
       </w:pPr>
-      <w:proofErr w:type="gramStart"/>
       <w:r>
         <w:rPr>
           <w:rFonts w:ascii="Consolas" w:hAnsi="Consolas"/>
@@ -6927,7 +6632,6 @@
         </w:rPr>
         <w:t>DOCTYPE</w:t>
       </w:r>
-      <w:proofErr w:type="gramEnd"/>
       <w:r>
         <w:rPr>
           <w:rFonts w:ascii="Consolas" w:hAnsi="Consolas"/>
@@ -6968,7 +6672,6 @@
         </w:rPr>
         <w:t>&lt;</w:t>
       </w:r>
-      <w:proofErr w:type="gramStart"/>
       <w:r>
         <w:rPr>
           <w:rFonts w:ascii="Consolas" w:hAnsi="Consolas"/>
@@ -6978,7 +6681,6 @@
         </w:rPr>
         <w:t>html</w:t>
       </w:r>
-      <w:proofErr w:type="gramEnd"/>
       <w:r>
         <w:rPr>
           <w:rFonts w:ascii="Consolas" w:hAnsi="Consolas"/>
@@ -7010,7 +6712,6 @@
         </w:rPr>
         <w:t>&lt;</w:t>
       </w:r>
-      <w:proofErr w:type="gramStart"/>
       <w:r>
         <w:rPr>
           <w:rFonts w:ascii="Consolas" w:hAnsi="Consolas"/>
@@ -7020,7 +6721,6 @@
         </w:rPr>
         <w:t>head</w:t>
       </w:r>
-      <w:proofErr w:type="gramEnd"/>
       <w:r>
         <w:rPr>
           <w:rFonts w:ascii="Consolas" w:hAnsi="Consolas"/>
@@ -7052,7 +6752,6 @@
         </w:rPr>
         <w:t>&lt;</w:t>
       </w:r>
-      <w:proofErr w:type="gramStart"/>
       <w:r>
         <w:rPr>
           <w:rFonts w:ascii="Consolas" w:hAnsi="Consolas"/>
@@ -7062,7 +6761,6 @@
         </w:rPr>
         <w:t>meta</w:t>
       </w:r>
-      <w:proofErr w:type="gramEnd"/>
       <w:r>
         <w:rPr>
           <w:rFonts w:ascii="Consolas" w:hAnsi="Consolas"/>
@@ -7130,10 +6828,125 @@
           <w:sz w:val="28"/>
           <w:szCs w:val="28"/>
         </w:rPr>
+        <w:t>&lt;</w:t>
+      </w:r>
+      <w:r>
+        <w:rPr>
+          <w:rFonts w:ascii="Consolas" w:hAnsi="Consolas"/>
+          <w:color w:val="3F7F7F"/>
+          <w:sz w:val="28"/>
+          <w:szCs w:val="28"/>
+        </w:rPr>
+        <w:t>title</w:t>
+      </w:r>
+      <w:r>
+        <w:rPr>
+          <w:rFonts w:ascii="Consolas" w:hAnsi="Consolas"/>
+          <w:color w:val="008080"/>
+          <w:sz w:val="28"/>
+          <w:szCs w:val="28"/>
+        </w:rPr>
+        <w:t>&gt;</w:t>
+      </w:r>
+      <w:r>
+        <w:rPr>
+          <w:rFonts w:ascii="Consolas" w:hAnsi="Consolas"/>
+          <w:color w:val="000000"/>
+          <w:sz w:val="28"/>
+          <w:szCs w:val="28"/>
+        </w:rPr>
+        <w:t>Insert title here</w:t>
+      </w:r>
+      <w:r>
+        <w:rPr>
+          <w:rFonts w:ascii="Consolas" w:hAnsi="Consolas"/>
+          <w:color w:val="008080"/>
+          <w:sz w:val="28"/>
+          <w:szCs w:val="28"/>
+        </w:rPr>
+        <w:t>&lt;/</w:t>
+      </w:r>
+      <w:r>
+        <w:rPr>
+          <w:rFonts w:ascii="Consolas" w:hAnsi="Consolas"/>
+          <w:color w:val="3F7F7F"/>
+          <w:sz w:val="28"/>
+          <w:szCs w:val="28"/>
+        </w:rPr>
+        <w:t>title</w:t>
+      </w:r>
+      <w:r>
+        <w:rPr>
+          <w:rFonts w:ascii="Consolas" w:hAnsi="Consolas"/>
+          <w:color w:val="008080"/>
+          <w:sz w:val="28"/>
+          <w:szCs w:val="28"/>
+        </w:rPr>
+        <w:t>&gt;</w:t>
+      </w:r>
+    </w:p>
+    <w:p>
+      <w:pPr>
+        <w:pStyle w:val="NormalWeb"/>
+        <w:shd w:val="clear" w:color="auto" w:fill="FFFFFF"/>
+        <w:spacing w:before="0" w:beforeAutospacing="0" w:after="0" w:afterAutospacing="0"/>
+        <w:rPr>
+          <w:rFonts w:ascii="Consolas" w:hAnsi="Consolas"/>
+          <w:color w:val="000000"/>
+          <w:sz w:val="28"/>
+          <w:szCs w:val="28"/>
+        </w:rPr>
+      </w:pPr>
+      <w:r>
+        <w:rPr>
+          <w:rFonts w:ascii="Consolas" w:hAnsi="Consolas"/>
+          <w:color w:val="008080"/>
+          <w:sz w:val="28"/>
+          <w:szCs w:val="28"/>
+        </w:rPr>
+        <w:t>&lt;/</w:t>
+      </w:r>
+      <w:r>
+        <w:rPr>
+          <w:rFonts w:ascii="Consolas" w:hAnsi="Consolas"/>
+          <w:color w:val="3F7F7F"/>
+          <w:sz w:val="28"/>
+          <w:szCs w:val="28"/>
+        </w:rPr>
+        <w:t>head</w:t>
+      </w:r>
+      <w:r>
+        <w:rPr>
+          <w:rFonts w:ascii="Consolas" w:hAnsi="Consolas"/>
+          <w:color w:val="008080"/>
+          <w:sz w:val="28"/>
+          <w:szCs w:val="28"/>
+        </w:rPr>
+        <w:t>&gt;</w:t>
+      </w:r>
+    </w:p>
+    <w:p>
+      <w:pPr>
+        <w:pStyle w:val="NormalWeb"/>
+        <w:shd w:val="clear" w:color="auto" w:fill="FFFFFF"/>
+        <w:spacing w:before="0" w:beforeAutospacing="0" w:after="0" w:afterAutospacing="0"/>
+        <w:rPr>
+          <w:rFonts w:ascii="Consolas" w:hAnsi="Consolas"/>
+          <w:color w:val="000000"/>
+          <w:sz w:val="28"/>
+          <w:szCs w:val="28"/>
+        </w:rPr>
+      </w:pPr>
+      <w:r>
+        <w:rPr>
+          <w:rFonts w:ascii="Consolas" w:hAnsi="Consolas"/>
+          <w:color w:val="008080"/>
+          <w:sz w:val="28"/>
+          <w:szCs w:val="28"/>
+        </w:rPr>
         <w:lastRenderedPageBreak/>
         <w:t>&lt;</w:t>
       </w:r>
-      <w:proofErr w:type="gramStart"/>
       <w:r>
         <w:rPr>
           <w:rFonts w:ascii="Consolas" w:hAnsi="Consolas"/>
@@ -7141,127 +6954,8 @@
           <w:sz w:val="28"/>
           <w:szCs w:val="28"/>
         </w:rPr>
-        <w:t>title</w:t>
-      </w:r>
-      <w:r>
-        <w:rPr>
-          <w:rFonts w:ascii="Consolas" w:hAnsi="Consolas"/>
-          <w:color w:val="008080"/>
-          <w:sz w:val="28"/>
-          <w:szCs w:val="28"/>
-        </w:rPr>
-        <w:t>&gt;</w:t>
-      </w:r>
-      <w:proofErr w:type="gramEnd"/>
-      <w:r>
-        <w:rPr>
-          <w:rFonts w:ascii="Consolas" w:hAnsi="Consolas"/>
-          <w:color w:val="000000"/>
-          <w:sz w:val="28"/>
-          <w:szCs w:val="28"/>
-        </w:rPr>
-        <w:t>Insert title here</w:t>
-      </w:r>
-      <w:r>
-        <w:rPr>
-          <w:rFonts w:ascii="Consolas" w:hAnsi="Consolas"/>
-          <w:color w:val="008080"/>
-          <w:sz w:val="28"/>
-          <w:szCs w:val="28"/>
-        </w:rPr>
-        <w:t>&lt;/</w:t>
-      </w:r>
-      <w:r>
-        <w:rPr>
-          <w:rFonts w:ascii="Consolas" w:hAnsi="Consolas"/>
-          <w:color w:val="3F7F7F"/>
-          <w:sz w:val="28"/>
-          <w:szCs w:val="28"/>
-        </w:rPr>
-        <w:t>title</w:t>
-      </w:r>
-      <w:r>
-        <w:rPr>
-          <w:rFonts w:ascii="Consolas" w:hAnsi="Consolas"/>
-          <w:color w:val="008080"/>
-          <w:sz w:val="28"/>
-          <w:szCs w:val="28"/>
-        </w:rPr>
-        <w:t>&gt;</w:t>
-      </w:r>
-    </w:p>
-    <w:p>
-      <w:pPr>
-        <w:pStyle w:val="NormalWeb"/>
-        <w:shd w:val="clear" w:color="auto" w:fill="FFFFFF"/>
-        <w:spacing w:before="0" w:beforeAutospacing="0" w:after="0" w:afterAutospacing="0"/>
-        <w:rPr>
-          <w:rFonts w:ascii="Consolas" w:hAnsi="Consolas"/>
-          <w:color w:val="000000"/>
-          <w:sz w:val="28"/>
-          <w:szCs w:val="28"/>
-        </w:rPr>
-      </w:pPr>
-      <w:r>
-        <w:rPr>
-          <w:rFonts w:ascii="Consolas" w:hAnsi="Consolas"/>
-          <w:color w:val="008080"/>
-          <w:sz w:val="28"/>
-          <w:szCs w:val="28"/>
-        </w:rPr>
-        <w:t>&lt;/</w:t>
-      </w:r>
-      <w:r>
-        <w:rPr>
-          <w:rFonts w:ascii="Consolas" w:hAnsi="Consolas"/>
-          <w:color w:val="3F7F7F"/>
-          <w:sz w:val="28"/>
-          <w:szCs w:val="28"/>
-        </w:rPr>
-        <w:t>head</w:t>
-      </w:r>
-      <w:r>
-        <w:rPr>
-          <w:rFonts w:ascii="Consolas" w:hAnsi="Consolas"/>
-          <w:color w:val="008080"/>
-          <w:sz w:val="28"/>
-          <w:szCs w:val="28"/>
-        </w:rPr>
-        <w:t>&gt;</w:t>
-      </w:r>
-    </w:p>
-    <w:p>
-      <w:pPr>
-        <w:pStyle w:val="NormalWeb"/>
-        <w:shd w:val="clear" w:color="auto" w:fill="FFFFFF"/>
-        <w:spacing w:before="0" w:beforeAutospacing="0" w:after="0" w:afterAutospacing="0"/>
-        <w:rPr>
-          <w:rFonts w:ascii="Consolas" w:hAnsi="Consolas"/>
-          <w:color w:val="000000"/>
-          <w:sz w:val="28"/>
-          <w:szCs w:val="28"/>
-        </w:rPr>
-      </w:pPr>
-      <w:r>
-        <w:rPr>
-          <w:rFonts w:ascii="Consolas" w:hAnsi="Consolas"/>
-          <w:color w:val="008080"/>
-          <w:sz w:val="28"/>
-          <w:szCs w:val="28"/>
-        </w:rPr>
-        <w:t>&lt;</w:t>
-      </w:r>
-      <w:proofErr w:type="gramStart"/>
-      <w:r>
-        <w:rPr>
-          <w:rFonts w:ascii="Consolas" w:hAnsi="Consolas"/>
-          <w:color w:val="3F7F7F"/>
-          <w:sz w:val="28"/>
-          <w:szCs w:val="28"/>
-        </w:rPr>
         <w:t>body</w:t>
       </w:r>
-      <w:proofErr w:type="gramEnd"/>
       <w:r>
         <w:rPr>
           <w:rFonts w:ascii="Consolas" w:hAnsi="Consolas"/>
@@ -7557,7 +7251,6 @@
         </w:rPr>
         <w:t xml:space="preserve">: </w:t>
       </w:r>
-      <w:proofErr w:type="gramStart"/>
       <w:r>
         <w:rPr>
           <w:rFonts w:ascii="Consolas" w:hAnsi="Consolas"/>
@@ -7569,7 +7262,6 @@
         </w:rPr>
         <w:t>50%</w:t>
       </w:r>
-      <w:proofErr w:type="gramEnd"/>
       <w:r>
         <w:rPr>
           <w:rFonts w:ascii="Consolas" w:hAnsi="Consolas"/>
@@ -7620,7 +7312,6 @@
         <w:t>&lt;</w:t>
       </w:r>
       <w:proofErr w:type="spellStart"/>
-      <w:proofErr w:type="gramStart"/>
       <w:r>
         <w:rPr>
           <w:rFonts w:ascii="Consolas" w:hAnsi="Consolas"/>
@@ -7631,7 +7322,6 @@
         <w:t>tr</w:t>
       </w:r>
       <w:proofErr w:type="spellEnd"/>
-      <w:proofErr w:type="gramEnd"/>
       <w:r>
         <w:rPr>
           <w:rFonts w:ascii="Consolas" w:hAnsi="Consolas"/>
@@ -7672,7 +7362,6 @@
         </w:rPr>
         <w:t>&lt;</w:t>
       </w:r>
-      <w:proofErr w:type="gramStart"/>
       <w:r>
         <w:rPr>
           <w:rFonts w:ascii="Consolas" w:hAnsi="Consolas"/>
@@ -7691,7 +7380,6 @@
         </w:rPr>
         <w:t>&gt;</w:t>
       </w:r>
-      <w:proofErr w:type="gramEnd"/>
       <w:r>
         <w:rPr>
           <w:rFonts w:ascii="Consolas" w:hAnsi="Consolas"/>
@@ -7759,7 +7447,6 @@
         </w:rPr>
         <w:t>&lt;</w:t>
       </w:r>
-      <w:proofErr w:type="gramStart"/>
       <w:r>
         <w:rPr>
           <w:rFonts w:ascii="Consolas" w:hAnsi="Consolas"/>
@@ -7769,7 +7456,6 @@
         </w:rPr>
         <w:t>td</w:t>
       </w:r>
-      <w:proofErr w:type="gramEnd"/>
       <w:r>
         <w:rPr>
           <w:rFonts w:ascii="Consolas" w:hAnsi="Consolas"/>
@@ -7932,7 +7618,6 @@
         <w:t>&lt;/</w:t>
       </w:r>
       <w:proofErr w:type="spellStart"/>
-      <w:proofErr w:type="gramStart"/>
       <w:r>
         <w:rPr>
           <w:rFonts w:ascii="Consolas" w:hAnsi="Consolas"/>
@@ -7943,7 +7628,6 @@
         <w:t>tr</w:t>
       </w:r>
       <w:proofErr w:type="spellEnd"/>
-      <w:proofErr w:type="gramEnd"/>
       <w:r>
         <w:rPr>
           <w:rFonts w:ascii="Consolas" w:hAnsi="Consolas"/>
@@ -7985,7 +7669,6 @@
         <w:t>&lt;</w:t>
       </w:r>
       <w:proofErr w:type="spellStart"/>
-      <w:proofErr w:type="gramStart"/>
       <w:r>
         <w:rPr>
           <w:rFonts w:ascii="Consolas" w:hAnsi="Consolas"/>
@@ -7996,7 +7679,6 @@
         <w:t>tr</w:t>
       </w:r>
       <w:proofErr w:type="spellEnd"/>
-      <w:proofErr w:type="gramEnd"/>
       <w:r>
         <w:rPr>
           <w:rFonts w:ascii="Consolas" w:hAnsi="Consolas"/>
@@ -8037,7 +7719,6 @@
         </w:rPr>
         <w:t>&lt;</w:t>
       </w:r>
-      <w:proofErr w:type="gramStart"/>
       <w:r>
         <w:rPr>
           <w:rFonts w:ascii="Consolas" w:hAnsi="Consolas"/>
@@ -8056,7 +7737,6 @@
         </w:rPr>
         <w:t>&gt;</w:t>
       </w:r>
-      <w:proofErr w:type="gramEnd"/>
       <w:r>
         <w:rPr>
           <w:rFonts w:ascii="Consolas" w:hAnsi="Consolas"/>
@@ -8124,7 +7804,6 @@
         </w:rPr>
         <w:t>&lt;</w:t>
       </w:r>
-      <w:proofErr w:type="gramStart"/>
       <w:r>
         <w:rPr>
           <w:rFonts w:ascii="Consolas" w:hAnsi="Consolas"/>
@@ -8134,7 +7813,6 @@
         </w:rPr>
         <w:t>td</w:t>
       </w:r>
-      <w:proofErr w:type="gramEnd"/>
       <w:r>
         <w:rPr>
           <w:rFonts w:ascii="Consolas" w:hAnsi="Consolas"/>
@@ -8321,7 +7999,6 @@
         <w:t>&lt;/</w:t>
       </w:r>
       <w:proofErr w:type="spellStart"/>
-      <w:proofErr w:type="gramStart"/>
       <w:r>
         <w:rPr>
           <w:rFonts w:ascii="Consolas" w:hAnsi="Consolas"/>
@@ -8332,7 +8009,6 @@
         <w:t>tr</w:t>
       </w:r>
       <w:proofErr w:type="spellEnd"/>
-      <w:proofErr w:type="gramEnd"/>
       <w:r>
         <w:rPr>
           <w:rFonts w:ascii="Consolas" w:hAnsi="Consolas"/>
@@ -8374,7 +8050,6 @@
         <w:t>&lt;</w:t>
       </w:r>
       <w:proofErr w:type="spellStart"/>
-      <w:proofErr w:type="gramStart"/>
       <w:r>
         <w:rPr>
           <w:rFonts w:ascii="Consolas" w:hAnsi="Consolas"/>
@@ -8385,7 +8060,6 @@
         <w:t>tr</w:t>
       </w:r>
       <w:proofErr w:type="spellEnd"/>
-      <w:proofErr w:type="gramEnd"/>
       <w:r>
         <w:rPr>
           <w:rFonts w:ascii="Consolas" w:hAnsi="Consolas"/>
@@ -8426,7 +8100,6 @@
         </w:rPr>
         <w:t>&lt;</w:t>
       </w:r>
-      <w:proofErr w:type="gramStart"/>
       <w:r>
         <w:rPr>
           <w:rFonts w:ascii="Consolas" w:hAnsi="Consolas"/>
@@ -8445,7 +8118,6 @@
         </w:rPr>
         <w:t>&gt;</w:t>
       </w:r>
-      <w:proofErr w:type="gramEnd"/>
       <w:r>
         <w:rPr>
           <w:rFonts w:ascii="Consolas" w:hAnsi="Consolas"/>
@@ -8513,7 +8185,6 @@
         </w:rPr>
         <w:t>&lt;</w:t>
       </w:r>
-      <w:proofErr w:type="gramStart"/>
       <w:r>
         <w:rPr>
           <w:rFonts w:ascii="Consolas" w:hAnsi="Consolas"/>
@@ -8523,7 +8194,6 @@
         </w:rPr>
         <w:t>td</w:t>
       </w:r>
-      <w:proofErr w:type="gramEnd"/>
       <w:r>
         <w:rPr>
           <w:rFonts w:ascii="Consolas" w:hAnsi="Consolas"/>
@@ -8710,7 +8380,6 @@
         <w:t>&lt;/</w:t>
       </w:r>
       <w:proofErr w:type="spellStart"/>
-      <w:proofErr w:type="gramStart"/>
       <w:r>
         <w:rPr>
           <w:rFonts w:ascii="Consolas" w:hAnsi="Consolas"/>
@@ -8721,7 +8390,6 @@
         <w:t>tr</w:t>
       </w:r>
       <w:proofErr w:type="spellEnd"/>
-      <w:proofErr w:type="gramEnd"/>
       <w:r>
         <w:rPr>
           <w:rFonts w:ascii="Consolas" w:hAnsi="Consolas"/>
@@ -8763,7 +8431,6 @@
         <w:t>&lt;</w:t>
       </w:r>
       <w:proofErr w:type="spellStart"/>
-      <w:proofErr w:type="gramStart"/>
       <w:r>
         <w:rPr>
           <w:rFonts w:ascii="Consolas" w:hAnsi="Consolas"/>
@@ -8774,7 +8441,6 @@
         <w:t>tr</w:t>
       </w:r>
       <w:proofErr w:type="spellEnd"/>
-      <w:proofErr w:type="gramEnd"/>
       <w:r>
         <w:rPr>
           <w:rFonts w:ascii="Consolas" w:hAnsi="Consolas"/>
@@ -8815,7 +8481,6 @@
         </w:rPr>
         <w:t>&lt;</w:t>
       </w:r>
-      <w:proofErr w:type="gramStart"/>
       <w:r>
         <w:rPr>
           <w:rFonts w:ascii="Consolas" w:hAnsi="Consolas"/>
@@ -8835,7 +8500,6 @@
         <w:t>&gt;</w:t>
       </w:r>
       <w:proofErr w:type="spellStart"/>
-      <w:proofErr w:type="gramEnd"/>
       <w:r>
         <w:rPr>
           <w:rFonts w:ascii="Consolas" w:hAnsi="Consolas"/>
@@ -8904,7 +8568,6 @@
         </w:rPr>
         <w:t>&lt;</w:t>
       </w:r>
-      <w:proofErr w:type="gramStart"/>
       <w:r>
         <w:rPr>
           <w:rFonts w:ascii="Consolas" w:hAnsi="Consolas"/>
@@ -8914,7 +8577,6 @@
         </w:rPr>
         <w:t>td</w:t>
       </w:r>
-      <w:proofErr w:type="gramEnd"/>
       <w:r>
         <w:rPr>
           <w:rFonts w:ascii="Consolas" w:hAnsi="Consolas"/>
@@ -9077,7 +8739,6 @@
         <w:t>&lt;/</w:t>
       </w:r>
       <w:proofErr w:type="spellStart"/>
-      <w:proofErr w:type="gramStart"/>
       <w:r>
         <w:rPr>
           <w:rFonts w:ascii="Consolas" w:hAnsi="Consolas"/>
@@ -9088,7 +8749,6 @@
         <w:t>tr</w:t>
       </w:r>
       <w:proofErr w:type="spellEnd"/>
-      <w:proofErr w:type="gramEnd"/>
       <w:r>
         <w:rPr>
           <w:rFonts w:ascii="Consolas" w:hAnsi="Consolas"/>
@@ -9130,7 +8790,6 @@
         <w:t>&lt;</w:t>
       </w:r>
       <w:proofErr w:type="spellStart"/>
-      <w:proofErr w:type="gramStart"/>
       <w:r>
         <w:rPr>
           <w:rFonts w:ascii="Consolas" w:hAnsi="Consolas"/>
@@ -9141,7 +8800,6 @@
         <w:t>tr</w:t>
       </w:r>
       <w:proofErr w:type="spellEnd"/>
-      <w:proofErr w:type="gramEnd"/>
       <w:r>
         <w:rPr>
           <w:rFonts w:ascii="Consolas" w:hAnsi="Consolas"/>
@@ -9182,7 +8840,6 @@
         </w:rPr>
         <w:t>&lt;</w:t>
       </w:r>
-      <w:proofErr w:type="gramStart"/>
       <w:r>
         <w:rPr>
           <w:rFonts w:ascii="Consolas" w:hAnsi="Consolas"/>
@@ -9201,7 +8858,6 @@
         </w:rPr>
         <w:t>&gt;</w:t>
       </w:r>
-      <w:proofErr w:type="gramEnd"/>
       <w:r>
         <w:rPr>
           <w:rFonts w:ascii="Consolas" w:hAnsi="Consolas"/>
@@ -9269,7 +8925,6 @@
         </w:rPr>
         <w:t>&lt;</w:t>
       </w:r>
-      <w:proofErr w:type="gramStart"/>
       <w:r>
         <w:rPr>
           <w:rFonts w:ascii="Consolas" w:hAnsi="Consolas"/>
@@ -9279,7 +8934,6 @@
         </w:rPr>
         <w:t>td</w:t>
       </w:r>
-      <w:proofErr w:type="gramEnd"/>
       <w:r>
         <w:rPr>
           <w:rFonts w:ascii="Consolas" w:hAnsi="Consolas"/>
@@ -9442,7 +9096,6 @@
         <w:t>&lt;/</w:t>
       </w:r>
       <w:proofErr w:type="spellStart"/>
-      <w:proofErr w:type="gramStart"/>
       <w:r>
         <w:rPr>
           <w:rFonts w:ascii="Consolas" w:hAnsi="Consolas"/>
@@ -9453,7 +9106,6 @@
         <w:t>tr</w:t>
       </w:r>
       <w:proofErr w:type="spellEnd"/>
-      <w:proofErr w:type="gramEnd"/>
       <w:r>
         <w:rPr>
           <w:rFonts w:ascii="Consolas" w:hAnsi="Consolas"/>
@@ -9495,7 +9147,6 @@
         <w:t>&lt;</w:t>
       </w:r>
       <w:proofErr w:type="spellStart"/>
-      <w:proofErr w:type="gramStart"/>
       <w:r>
         <w:rPr>
           <w:rFonts w:ascii="Consolas" w:hAnsi="Consolas"/>
@@ -9506,7 +9157,6 @@
         <w:t>tr</w:t>
       </w:r>
       <w:proofErr w:type="spellEnd"/>
-      <w:proofErr w:type="gramEnd"/>
       <w:r>
         <w:rPr>
           <w:rFonts w:ascii="Consolas" w:hAnsi="Consolas"/>
@@ -9547,7 +9197,6 @@
         </w:rPr>
         <w:t>&lt;</w:t>
       </w:r>
-      <w:proofErr w:type="gramStart"/>
       <w:r>
         <w:rPr>
           <w:rFonts w:ascii="Consolas" w:hAnsi="Consolas"/>
@@ -9566,7 +9215,6 @@
         </w:rPr>
         <w:t>&gt;</w:t>
       </w:r>
-      <w:proofErr w:type="gramEnd"/>
       <w:r>
         <w:rPr>
           <w:rFonts w:ascii="Consolas" w:hAnsi="Consolas"/>
@@ -9634,7 +9282,6 @@
         </w:rPr>
         <w:t>&lt;</w:t>
       </w:r>
-      <w:proofErr w:type="gramStart"/>
       <w:r>
         <w:rPr>
           <w:rFonts w:ascii="Consolas" w:hAnsi="Consolas"/>
@@ -9644,7 +9291,6 @@
         </w:rPr>
         <w:t>td</w:t>
       </w:r>
-      <w:proofErr w:type="gramEnd"/>
       <w:r>
         <w:rPr>
           <w:rFonts w:ascii="Consolas" w:hAnsi="Consolas"/>
@@ -9807,7 +9453,6 @@
         <w:t>&lt;/</w:t>
       </w:r>
       <w:proofErr w:type="spellStart"/>
-      <w:proofErr w:type="gramStart"/>
       <w:r>
         <w:rPr>
           <w:rFonts w:ascii="Consolas" w:hAnsi="Consolas"/>
@@ -9818,7 +9463,6 @@
         <w:t>tr</w:t>
       </w:r>
       <w:proofErr w:type="spellEnd"/>
-      <w:proofErr w:type="gramEnd"/>
       <w:r>
         <w:rPr>
           <w:rFonts w:ascii="Consolas" w:hAnsi="Consolas"/>
@@ -9860,7 +9504,6 @@
         <w:t>&lt;</w:t>
       </w:r>
       <w:proofErr w:type="spellStart"/>
-      <w:proofErr w:type="gramStart"/>
       <w:r>
         <w:rPr>
           <w:rFonts w:ascii="Consolas" w:hAnsi="Consolas"/>
@@ -9871,7 +9514,6 @@
         <w:t>tr</w:t>
       </w:r>
       <w:proofErr w:type="spellEnd"/>
-      <w:proofErr w:type="gramEnd"/>
       <w:r>
         <w:rPr>
           <w:rFonts w:ascii="Consolas" w:hAnsi="Consolas"/>
@@ -9912,7 +9554,6 @@
         </w:rPr>
         <w:t>&lt;</w:t>
       </w:r>
-      <w:proofErr w:type="gramStart"/>
       <w:r>
         <w:rPr>
           <w:rFonts w:ascii="Consolas" w:hAnsi="Consolas"/>
@@ -9931,7 +9572,6 @@
         </w:rPr>
         <w:t>&gt;</w:t>
       </w:r>
-      <w:proofErr w:type="gramEnd"/>
       <w:r>
         <w:rPr>
           <w:rFonts w:ascii="Consolas" w:hAnsi="Consolas"/>
@@ -9999,7 +9639,6 @@
         </w:rPr>
         <w:t>&lt;</w:t>
       </w:r>
-      <w:proofErr w:type="gramStart"/>
       <w:r>
         <w:rPr>
           <w:rFonts w:ascii="Consolas" w:hAnsi="Consolas"/>
@@ -10009,7 +9648,6 @@
         </w:rPr>
         <w:t>td</w:t>
       </w:r>
-      <w:proofErr w:type="gramEnd"/>
       <w:r>
         <w:rPr>
           <w:rFonts w:ascii="Consolas" w:hAnsi="Consolas"/>
@@ -10160,109 +9798,107 @@
           <w:sz w:val="28"/>
           <w:szCs w:val="28"/>
         </w:rPr>
+        <w:t xml:space="preserve">                </w:t>
+      </w:r>
+      <w:r>
+        <w:rPr>
+          <w:rFonts w:ascii="Consolas" w:hAnsi="Consolas"/>
+          <w:color w:val="008080"/>
+          <w:sz w:val="28"/>
+          <w:szCs w:val="28"/>
+        </w:rPr>
+        <w:t>&lt;/</w:t>
+      </w:r>
+      <w:proofErr w:type="spellStart"/>
+      <w:r>
+        <w:rPr>
+          <w:rFonts w:ascii="Consolas" w:hAnsi="Consolas"/>
+          <w:color w:val="3F7F7F"/>
+          <w:sz w:val="28"/>
+          <w:szCs w:val="28"/>
+        </w:rPr>
+        <w:t>tr</w:t>
+      </w:r>
+      <w:proofErr w:type="spellEnd"/>
+      <w:r>
+        <w:rPr>
+          <w:rFonts w:ascii="Consolas" w:hAnsi="Consolas"/>
+          <w:color w:val="008080"/>
+          <w:sz w:val="28"/>
+          <w:szCs w:val="28"/>
+        </w:rPr>
+        <w:t>&gt;</w:t>
+      </w:r>
+    </w:p>
+    <w:p>
+      <w:pPr>
+        <w:pStyle w:val="NormalWeb"/>
+        <w:shd w:val="clear" w:color="auto" w:fill="FFFFFF"/>
+        <w:spacing w:before="0" w:beforeAutospacing="0" w:after="0" w:afterAutospacing="0"/>
+        <w:rPr>
+          <w:rFonts w:ascii="Consolas" w:hAnsi="Consolas"/>
+          <w:color w:val="000000"/>
+          <w:sz w:val="28"/>
+          <w:szCs w:val="28"/>
+        </w:rPr>
+      </w:pPr>
+      <w:r>
+        <w:rPr>
+          <w:rFonts w:ascii="Consolas" w:hAnsi="Consolas"/>
+          <w:color w:val="000000"/>
+          <w:sz w:val="28"/>
+          <w:szCs w:val="28"/>
+        </w:rPr>
+        <w:t xml:space="preserve">            </w:t>
+      </w:r>
+      <w:r>
+        <w:rPr>
+          <w:rFonts w:ascii="Consolas" w:hAnsi="Consolas"/>
+          <w:color w:val="008080"/>
+          <w:sz w:val="28"/>
+          <w:szCs w:val="28"/>
+        </w:rPr>
+        <w:t>&lt;/</w:t>
+      </w:r>
+      <w:r>
+        <w:rPr>
+          <w:rFonts w:ascii="Consolas" w:hAnsi="Consolas"/>
+          <w:color w:val="3F7F7F"/>
+          <w:sz w:val="28"/>
+          <w:szCs w:val="28"/>
+        </w:rPr>
+        <w:t>table</w:t>
+      </w:r>
+      <w:r>
+        <w:rPr>
+          <w:rFonts w:ascii="Consolas" w:hAnsi="Consolas"/>
+          <w:color w:val="008080"/>
+          <w:sz w:val="28"/>
+          <w:szCs w:val="28"/>
+        </w:rPr>
+        <w:t>&gt;</w:t>
+      </w:r>
+    </w:p>
+    <w:p>
+      <w:pPr>
+        <w:pStyle w:val="NormalWeb"/>
+        <w:shd w:val="clear" w:color="auto" w:fill="FFFFFF"/>
+        <w:spacing w:before="0" w:beforeAutospacing="0" w:after="0" w:afterAutospacing="0"/>
+        <w:rPr>
+          <w:rFonts w:ascii="Consolas" w:hAnsi="Consolas"/>
+          <w:color w:val="000000"/>
+          <w:sz w:val="28"/>
+          <w:szCs w:val="28"/>
+        </w:rPr>
+      </w:pPr>
+      <w:r>
+        <w:rPr>
+          <w:rFonts w:ascii="Consolas" w:hAnsi="Consolas"/>
+          <w:color w:val="000000"/>
+          <w:sz w:val="28"/>
+          <w:szCs w:val="28"/>
+        </w:rPr>
         <w:lastRenderedPageBreak/>
-        <w:t xml:space="preserve">                </w:t>
-      </w:r>
-      <w:r>
-        <w:rPr>
-          <w:rFonts w:ascii="Consolas" w:hAnsi="Consolas"/>
-          <w:color w:val="008080"/>
-          <w:sz w:val="28"/>
-          <w:szCs w:val="28"/>
-        </w:rPr>
-        <w:t>&lt;/</w:t>
-      </w:r>
-      <w:proofErr w:type="spellStart"/>
-      <w:proofErr w:type="gramStart"/>
-      <w:r>
-        <w:rPr>
-          <w:rFonts w:ascii="Consolas" w:hAnsi="Consolas"/>
-          <w:color w:val="3F7F7F"/>
-          <w:sz w:val="28"/>
-          <w:szCs w:val="28"/>
-        </w:rPr>
-        <w:t>tr</w:t>
-      </w:r>
-      <w:proofErr w:type="spellEnd"/>
-      <w:proofErr w:type="gramEnd"/>
-      <w:r>
-        <w:rPr>
-          <w:rFonts w:ascii="Consolas" w:hAnsi="Consolas"/>
-          <w:color w:val="008080"/>
-          <w:sz w:val="28"/>
-          <w:szCs w:val="28"/>
-        </w:rPr>
-        <w:t>&gt;</w:t>
-      </w:r>
-    </w:p>
-    <w:p>
-      <w:pPr>
-        <w:pStyle w:val="NormalWeb"/>
-        <w:shd w:val="clear" w:color="auto" w:fill="FFFFFF"/>
-        <w:spacing w:before="0" w:beforeAutospacing="0" w:after="0" w:afterAutospacing="0"/>
-        <w:rPr>
-          <w:rFonts w:ascii="Consolas" w:hAnsi="Consolas"/>
-          <w:color w:val="000000"/>
-          <w:sz w:val="28"/>
-          <w:szCs w:val="28"/>
-        </w:rPr>
-      </w:pPr>
-      <w:r>
-        <w:rPr>
-          <w:rFonts w:ascii="Consolas" w:hAnsi="Consolas"/>
-          <w:color w:val="000000"/>
-          <w:sz w:val="28"/>
-          <w:szCs w:val="28"/>
-        </w:rPr>
-        <w:t xml:space="preserve">            </w:t>
-      </w:r>
-      <w:r>
-        <w:rPr>
-          <w:rFonts w:ascii="Consolas" w:hAnsi="Consolas"/>
-          <w:color w:val="008080"/>
-          <w:sz w:val="28"/>
-          <w:szCs w:val="28"/>
-        </w:rPr>
-        <w:t>&lt;/</w:t>
-      </w:r>
-      <w:r>
-        <w:rPr>
-          <w:rFonts w:ascii="Consolas" w:hAnsi="Consolas"/>
-          <w:color w:val="3F7F7F"/>
-          <w:sz w:val="28"/>
-          <w:szCs w:val="28"/>
-        </w:rPr>
-        <w:t>table</w:t>
-      </w:r>
-      <w:r>
-        <w:rPr>
-          <w:rFonts w:ascii="Consolas" w:hAnsi="Consolas"/>
-          <w:color w:val="008080"/>
-          <w:sz w:val="28"/>
-          <w:szCs w:val="28"/>
-        </w:rPr>
-        <w:t>&gt;</w:t>
-      </w:r>
-    </w:p>
-    <w:p>
-      <w:pPr>
-        <w:pStyle w:val="NormalWeb"/>
-        <w:shd w:val="clear" w:color="auto" w:fill="FFFFFF"/>
-        <w:spacing w:before="0" w:beforeAutospacing="0" w:after="0" w:afterAutospacing="0"/>
-        <w:rPr>
-          <w:rFonts w:ascii="Consolas" w:hAnsi="Consolas"/>
-          <w:color w:val="000000"/>
-          <w:sz w:val="28"/>
-          <w:szCs w:val="28"/>
-        </w:rPr>
-      </w:pPr>
-      <w:r>
-        <w:rPr>
-          <w:rFonts w:ascii="Consolas" w:hAnsi="Consolas"/>
-          <w:color w:val="000000"/>
-          <w:sz w:val="28"/>
-          <w:szCs w:val="28"/>
-        </w:rPr>
         <w:t xml:space="preserve">            </w:t>
       </w:r>
       <w:r>
@@ -10639,7 +10275,6 @@
         <w:t xml:space="preserve">    </w:t>
       </w:r>
       <w:proofErr w:type="spellStart"/>
-      <w:proofErr w:type="gramStart"/>
       <w:r>
         <w:rPr>
           <w:rFonts w:ascii="Consolas" w:hAnsi="Consolas"/>
@@ -10650,7 +10285,6 @@
         <w:t>pageEncoding</w:t>
       </w:r>
       <w:proofErr w:type="spellEnd"/>
-      <w:proofErr w:type="gramEnd"/>
       <w:r>
         <w:rPr>
           <w:rFonts w:ascii="Consolas" w:hAnsi="Consolas"/>
@@ -10795,7 +10429,6 @@
           <w:szCs w:val="28"/>
         </w:rPr>
       </w:pPr>
-      <w:proofErr w:type="gramStart"/>
       <w:r>
         <w:rPr>
           <w:rFonts w:ascii="Consolas" w:hAnsi="Consolas"/>
@@ -10814,7 +10447,6 @@
         </w:rPr>
         <w:t>DOCTYPE</w:t>
       </w:r>
-      <w:proofErr w:type="gramEnd"/>
       <w:r>
         <w:rPr>
           <w:rFonts w:ascii="Consolas" w:hAnsi="Consolas"/>
@@ -10855,7 +10487,6 @@
         </w:rPr>
         <w:t>&lt;</w:t>
       </w:r>
-      <w:proofErr w:type="gramStart"/>
       <w:r>
         <w:rPr>
           <w:rFonts w:ascii="Consolas" w:hAnsi="Consolas"/>
@@ -10865,7 +10496,6 @@
         </w:rPr>
         <w:t>html</w:t>
       </w:r>
-      <w:proofErr w:type="gramEnd"/>
       <w:r>
         <w:rPr>
           <w:rFonts w:ascii="Consolas" w:hAnsi="Consolas"/>
@@ -10897,7 +10527,6 @@
         </w:rPr>
         <w:t>&lt;</w:t>
       </w:r>
-      <w:proofErr w:type="gramStart"/>
       <w:r>
         <w:rPr>
           <w:rFonts w:ascii="Consolas" w:hAnsi="Consolas"/>
@@ -10907,7 +10536,6 @@
         </w:rPr>
         <w:t>head</w:t>
       </w:r>
-      <w:proofErr w:type="gramEnd"/>
       <w:r>
         <w:rPr>
           <w:rFonts w:ascii="Consolas" w:hAnsi="Consolas"/>
@@ -10939,7 +10567,6 @@
         </w:rPr>
         <w:t>&lt;</w:t>
       </w:r>
-      <w:proofErr w:type="gramStart"/>
       <w:r>
         <w:rPr>
           <w:rFonts w:ascii="Consolas" w:hAnsi="Consolas"/>
@@ -10949,7 +10576,6 @@
         </w:rPr>
         <w:t>meta</w:t>
       </w:r>
-      <w:proofErr w:type="gramEnd"/>
       <w:r>
         <w:rPr>
           <w:rFonts w:ascii="Consolas" w:hAnsi="Consolas"/>
@@ -11019,7 +10645,6 @@
         </w:rPr>
         <w:t>&lt;</w:t>
       </w:r>
-      <w:proofErr w:type="gramStart"/>
       <w:r>
         <w:rPr>
           <w:rFonts w:ascii="Consolas" w:hAnsi="Consolas"/>
@@ -11038,7 +10663,6 @@
         </w:rPr>
         <w:t>&gt;</w:t>
       </w:r>
-      <w:proofErr w:type="gramEnd"/>
       <w:r>
         <w:rPr>
           <w:rFonts w:ascii="Consolas" w:hAnsi="Consolas"/>
@@ -11137,7 +10761,6 @@
         </w:rPr>
         <w:t>&lt;</w:t>
       </w:r>
-      <w:proofErr w:type="gramStart"/>
       <w:r>
         <w:rPr>
           <w:rFonts w:ascii="Consolas" w:hAnsi="Consolas"/>
@@ -11147,7 +10770,6 @@
         </w:rPr>
         <w:t>body</w:t>
       </w:r>
-      <w:proofErr w:type="gramEnd"/>
       <w:r>
         <w:rPr>
           <w:rFonts w:ascii="Consolas" w:hAnsi="Consolas"/>
@@ -11187,20 +10809,9 @@
           <w:sz w:val="28"/>
           <w:szCs w:val="28"/>
         </w:rPr>
-        <w:t>jsp</w:t>
-      </w:r>
-      <w:proofErr w:type="gramStart"/>
-      <w:r>
-        <w:rPr>
-          <w:rFonts w:ascii="Consolas" w:hAnsi="Consolas"/>
-          <w:color w:val="3F7F7F"/>
-          <w:sz w:val="28"/>
-          <w:szCs w:val="28"/>
-        </w:rPr>
-        <w:t>:useBean</w:t>
+        <w:t>jsp:useBean</w:t>
       </w:r>
       <w:proofErr w:type="spellEnd"/>
-      <w:proofErr w:type="gramEnd"/>
       <w:r>
         <w:rPr>
           <w:rFonts w:ascii="Consolas" w:hAnsi="Consolas"/>
@@ -11371,20 +10982,9 @@
           <w:sz w:val="28"/>
           <w:szCs w:val="28"/>
         </w:rPr>
-        <w:t>jsp</w:t>
-      </w:r>
-      <w:proofErr w:type="gramStart"/>
-      <w:r>
-        <w:rPr>
-          <w:rFonts w:ascii="Consolas" w:hAnsi="Consolas"/>
-          <w:color w:val="3F7F7F"/>
-          <w:sz w:val="28"/>
-          <w:szCs w:val="28"/>
-        </w:rPr>
-        <w:t>:setProperty</w:t>
+        <w:t>jsp:setProperty</w:t>
       </w:r>
       <w:proofErr w:type="spellEnd"/>
-      <w:proofErr w:type="gramEnd"/>
       <w:r>
         <w:rPr>
           <w:rFonts w:ascii="Consolas" w:hAnsi="Consolas"/>
@@ -11606,7 +11206,6 @@
         <w:t xml:space="preserve"> </w:t>
       </w:r>
       <w:proofErr w:type="spellStart"/>
-      <w:proofErr w:type="gramStart"/>
       <w:r>
         <w:rPr>
           <w:rFonts w:ascii="Consolas" w:hAnsi="Consolas"/>
@@ -11624,17 +11223,7 @@
           <w:sz w:val="28"/>
           <w:szCs w:val="28"/>
         </w:rPr>
-        <w:t>(</w:t>
-      </w:r>
-      <w:proofErr w:type="gramEnd"/>
-      <w:r>
-        <w:rPr>
-          <w:rFonts w:ascii="Consolas" w:hAnsi="Consolas"/>
-          <w:color w:val="000000"/>
-          <w:sz w:val="28"/>
-          <w:szCs w:val="28"/>
-        </w:rPr>
-        <w:t>);</w:t>
+        <w:t>();</w:t>
       </w:r>
     </w:p>
     <w:p>
@@ -11659,7 +11248,6 @@
         <w:t xml:space="preserve">  </w:t>
       </w:r>
       <w:proofErr w:type="spellStart"/>
-      <w:proofErr w:type="gramStart"/>
       <w:r>
         <w:rPr>
           <w:rFonts w:ascii="Consolas" w:hAnsi="Consolas"/>
@@ -11672,7 +11260,6 @@
         <w:t>int</w:t>
       </w:r>
       <w:proofErr w:type="spellEnd"/>
-      <w:proofErr w:type="gramEnd"/>
       <w:r>
         <w:rPr>
           <w:rFonts w:ascii="Consolas" w:hAnsi="Consolas"/>
@@ -11724,7 +11311,6 @@
         </w:rPr>
         <w:t xml:space="preserve">  </w:t>
       </w:r>
-      <w:proofErr w:type="gramStart"/>
       <w:r>
         <w:rPr>
           <w:rFonts w:ascii="Consolas" w:hAnsi="Consolas"/>
@@ -11736,7 +11322,6 @@
         </w:rPr>
         <w:t>if</w:t>
       </w:r>
-      <w:proofErr w:type="gramEnd"/>
       <w:r>
         <w:rPr>
           <w:rFonts w:ascii="Consolas" w:hAnsi="Consolas"/>
@@ -11769,7 +11354,6 @@
         <w:t xml:space="preserve">   </w:t>
       </w:r>
       <w:proofErr w:type="spellStart"/>
-      <w:proofErr w:type="gramStart"/>
       <w:r>
         <w:rPr>
           <w:rFonts w:ascii="Consolas" w:hAnsi="Consolas"/>
@@ -11789,7 +11373,6 @@
         </w:rPr>
         <w:t>(</w:t>
       </w:r>
-      <w:proofErr w:type="gramEnd"/>
       <w:r>
         <w:rPr>
           <w:rFonts w:ascii="Consolas" w:hAnsi="Consolas"/>
@@ -11978,14 +11561,7 @@
         <w:rPr>
           <w:lang w:val="en-GB"/>
         </w:rPr>
-        <w:t xml:space="preserve">     </w:t>
-      </w:r>
-      <w:proofErr w:type="gramStart"/>
-      <w:r>
-        <w:rPr>
-          <w:lang w:val="en-GB"/>
-        </w:rPr>
-        <w:t xml:space="preserve">Thus </w:t>
+        <w:t xml:space="preserve">     Thus </w:t>
       </w:r>
       <w:r>
         <w:rPr>
@@ -11999,16 +11575,7 @@
           <w:color w:val="24292E"/>
           <w:shd w:val="clear" w:color="auto" w:fill="FFFFFF"/>
         </w:rPr>
-        <w:t>to</w:t>
-      </w:r>
-      <w:proofErr w:type="gramEnd"/>
-      <w:r>
-        <w:rPr>
-          <w:rFonts w:ascii="Segoe UI" w:hAnsi="Segoe UI" w:cs="Segoe UI"/>
-          <w:color w:val="24292E"/>
-          <w:shd w:val="clear" w:color="auto" w:fill="FFFFFF"/>
-        </w:rPr>
-        <w:t xml:space="preserve"> implement a simple MVC web application using JSP and Servlet.</w:t>
+        <w:t>to implement a simple MVC web application using JSP and Servlet.</w:t>
       </w:r>
     </w:p>
     <w:sectPr>
